--- a/XPARK.docx
+++ b/XPARK.docx
@@ -45,7 +45,7 @@
           <w:color w:val="0F243E"/>
           <w:sz w:val="24"/>
           <w:szCs w:val="24"/>
-          <w:lang w:val="en-IL" w:eastAsia="en-IL"/>
+          <w:lang w:eastAsia="en-IL"/>
         </w:rPr>
       </w:pPr>
       <w:r>
@@ -56,7 +56,7 @@
           <w:color w:val="0F243E"/>
           <w:sz w:val="24"/>
           <w:szCs w:val="24"/>
-          <w:lang w:val="en-IL" w:eastAsia="en-IL"/>
+          <w:lang w:eastAsia="en-IL"/>
         </w:rPr>
         <w:t>Overview</w:t>
       </w:r>
@@ -69,16 +69,16 @@
           <w:rFonts w:ascii="Times New Roman" w:eastAsia="Times New Roman" w:hAnsi="Times New Roman" w:cs="Times New Roman"/>
           <w:sz w:val="24"/>
           <w:szCs w:val="24"/>
-          <w:lang w:val="en-IL" w:eastAsia="en-IL"/>
-        </w:rPr>
-      </w:pPr>
-      <w:r>
-        <w:rPr>
-          <w:rFonts w:ascii="Calibri" w:eastAsia="Times New Roman" w:hAnsi="Calibri" w:cs="Calibri"/>
-          <w:i/>
-          <w:iCs/>
-          <w:color w:val="666666"/>
-          <w:lang w:val="en-IL" w:eastAsia="en-IL"/>
+          <w:lang w:eastAsia="en-IL"/>
+        </w:rPr>
+      </w:pPr>
+      <w:r>
+        <w:rPr>
+          <w:rFonts w:ascii="Calibri" w:eastAsia="Times New Roman" w:hAnsi="Calibri" w:cs="Calibri"/>
+          <w:i/>
+          <w:iCs/>
+          <w:color w:val="666666"/>
+          <w:lang w:eastAsia="en-IL"/>
         </w:rPr>
         <w:t>Non-local drivers, who come to a foreign city, do not know the possible parking spaces, or alternatively the places where it is possible to park at random hours (density, load, adaptation to large vehicles, city regulation). Hence, they will prefer to park the vehicles in public / private parking lots, in order to save time and to reduce the risk of damage to the vehicle from external hazards.</w:t>
       </w:r>
@@ -88,7 +88,7 @@
           <w:i/>
           <w:iCs/>
           <w:color w:val="666666"/>
-          <w:lang w:val="en-IL" w:eastAsia="en-IL"/>
+          <w:lang w:eastAsia="en-IL"/>
         </w:rPr>
         <w:br/>
         <w:t>In some cases, especially in major cities, there are serious parking problems, such as those manifested in such a way that there are no public parking spaces available, and moreover - the situation in the parking lots is the same, to such an extent that at a certain time, the parking lot itself is already full.</w:t>
@@ -99,10 +99,42 @@
           <w:i/>
           <w:iCs/>
           <w:color w:val="666666"/>
-          <w:lang w:val="en-IL" w:eastAsia="en-IL"/>
+          <w:lang w:eastAsia="en-IL"/>
         </w:rPr>
         <w:br/>
-        <w:t>In the given situation, the owners of the vehicles that arrive at the parking lots are disappointed, because when they arrived at the desired parking lot, it was discovered that it was full and there was no room for them. This situation is very familiar in the main cities, and causes frustration and disappointment and especially a waste of time, since the route of those car owners, created according to the final destination - which is the parking lot they aimed to reach, and its base was found to be irrelevant.On top of that - the navigation apps that exist today do not support this information, and for them they only bring the drivers to the destination.</w:t>
+        <w:t>In the given situation, the owners of the vehicles that arrive at the parking lots are disappointed, because when they arrived at the desired parking lot, it was discovered that it was full and there was no room for them. This situation is very familiar in the main cities, and causes frustration and disappointment and especially a waste of time, since the route of those car owners, created according to the final destination - which is the parking lot they aimed to reach, and its base was found to be irrelevant.</w:t>
+      </w:r>
+      <w:r>
+        <w:rPr>
+          <w:rFonts w:ascii="Calibri" w:eastAsia="Times New Roman" w:hAnsi="Calibri" w:cs="Calibri"/>
+          <w:i/>
+          <w:iCs/>
+          <w:color w:val="666666"/>
+          <w:lang w:val="en-US" w:eastAsia="en-IL"/>
+        </w:rPr>
+        <w:t xml:space="preserve"> </w:t>
+      </w:r>
+      <w:proofErr w:type="gramStart"/>
+      <w:r>
+        <w:rPr>
+          <w:rFonts w:ascii="Calibri" w:eastAsia="Times New Roman" w:hAnsi="Calibri" w:cs="Calibri"/>
+          <w:i/>
+          <w:iCs/>
+          <w:color w:val="666666"/>
+          <w:lang w:eastAsia="en-IL"/>
+        </w:rPr>
+        <w:t>On</w:t>
+      </w:r>
+      <w:proofErr w:type="gramEnd"/>
+      <w:r>
+        <w:rPr>
+          <w:rFonts w:ascii="Calibri" w:eastAsia="Times New Roman" w:hAnsi="Calibri" w:cs="Calibri"/>
+          <w:i/>
+          <w:iCs/>
+          <w:color w:val="666666"/>
+          <w:lang w:eastAsia="en-IL"/>
+        </w:rPr>
+        <w:t xml:space="preserve"> top of that - the navigation apps that exist today do not support this information, and for them they only bring the drivers to the destination.</w:t>
       </w:r>
     </w:p>
     <w:p>
@@ -120,7 +152,7 @@
           <w:color w:val="0F243E"/>
           <w:sz w:val="24"/>
           <w:szCs w:val="24"/>
-          <w:lang w:val="en-IL" w:eastAsia="en-IL"/>
+          <w:lang w:eastAsia="en-IL"/>
         </w:rPr>
       </w:pPr>
       <w:r>
@@ -131,7 +163,7 @@
           <w:color w:val="0F243E"/>
           <w:sz w:val="24"/>
           <w:szCs w:val="24"/>
-          <w:lang w:val="en-IL" w:eastAsia="en-IL"/>
+          <w:lang w:eastAsia="en-IL"/>
         </w:rPr>
         <w:t>Goals</w:t>
       </w:r>
@@ -145,16 +177,16 @@
           <w:i/>
           <w:iCs/>
           <w:color w:val="666666"/>
-          <w:lang w:val="en-IL" w:eastAsia="en-IL"/>
-        </w:rPr>
-      </w:pPr>
-      <w:r>
-        <w:rPr>
-          <w:rFonts w:ascii="Calibri" w:eastAsia="Times New Roman" w:hAnsi="Calibri" w:cs="Calibri"/>
-          <w:i/>
-          <w:iCs/>
-          <w:color w:val="666666"/>
-          <w:lang w:val="en-IL" w:eastAsia="en-IL"/>
+          <w:lang w:eastAsia="en-IL"/>
+        </w:rPr>
+      </w:pPr>
+      <w:r>
+        <w:rPr>
+          <w:rFonts w:ascii="Calibri" w:eastAsia="Times New Roman" w:hAnsi="Calibri" w:cs="Calibri"/>
+          <w:i/>
+          <w:iCs/>
+          <w:color w:val="666666"/>
+          <w:lang w:eastAsia="en-IL"/>
         </w:rPr>
         <w:t>The main goal will be that the end users of the app will not spend their precious time to look for a parking spot and will not plan their daily activity out of town when they are taking in count a time that will take them to look for a parking spot</w:t>
       </w:r>
@@ -167,7 +199,7 @@
           <w:rFonts w:ascii="Times New Roman" w:eastAsia="Times New Roman" w:hAnsi="Times New Roman" w:cs="Times New Roman"/>
           <w:sz w:val="24"/>
           <w:szCs w:val="24"/>
-          <w:lang w:val="en-IL" w:eastAsia="en-IL"/>
+          <w:lang w:eastAsia="en-IL"/>
         </w:rPr>
       </w:pPr>
       <w:r>
@@ -186,7 +218,7 @@
           <w:i/>
           <w:iCs/>
           <w:color w:val="666666"/>
-          <w:lang w:val="en-IL" w:eastAsia="en-IL"/>
+          <w:lang w:eastAsia="en-IL"/>
         </w:rPr>
         <w:t>.</w:t>
       </w:r>
@@ -205,7 +237,7 @@
           <w:kern w:val="36"/>
           <w:sz w:val="48"/>
           <w:szCs w:val="48"/>
-          <w:lang w:val="en-IL" w:eastAsia="en-IL"/>
+          <w:lang w:eastAsia="en-IL"/>
         </w:rPr>
       </w:pPr>
       <w:r>
@@ -217,7 +249,7 @@
           <w:kern w:val="36"/>
           <w:sz w:val="32"/>
           <w:szCs w:val="32"/>
-          <w:lang w:val="en-IL" w:eastAsia="en-IL"/>
+          <w:lang w:eastAsia="en-IL"/>
         </w:rPr>
         <w:t>The Need / Problem</w:t>
       </w:r>
@@ -240,7 +272,7 @@
           <w:color w:val="0F243E"/>
           <w:sz w:val="24"/>
           <w:szCs w:val="24"/>
-          <w:lang w:val="en-IL" w:eastAsia="en-IL"/>
+          <w:lang w:eastAsia="en-IL"/>
         </w:rPr>
       </w:pPr>
       <w:r>
@@ -251,7 +283,7 @@
           <w:i/>
           <w:iCs/>
           <w:color w:val="0F243E"/>
-          <w:lang w:val="en-IL" w:eastAsia="en-IL"/>
+          <w:lang w:eastAsia="en-IL"/>
         </w:rPr>
         <w:t>Segmentation</w:t>
       </w:r>
@@ -271,7 +303,7 @@
           <w:i/>
           <w:iCs/>
           <w:color w:val="0F243E"/>
-          <w:lang w:val="en-IL" w:eastAsia="en-IL"/>
+          <w:lang w:eastAsia="en-IL"/>
         </w:rPr>
       </w:pPr>
       <w:r>
@@ -282,7 +314,7 @@
           <w:i/>
           <w:iCs/>
           <w:color w:val="0F243E"/>
-          <w:lang w:val="en-IL" w:eastAsia="en-IL"/>
+          <w:lang w:eastAsia="en-IL"/>
         </w:rPr>
         <w:t>Car owners:</w:t>
       </w:r>
@@ -300,7 +332,7 @@
           <w:i/>
           <w:iCs/>
           <w:color w:val="808080"/>
-          <w:lang w:val="en-IL" w:eastAsia="en-IL"/>
+          <w:lang w:eastAsia="en-IL"/>
         </w:rPr>
       </w:pPr>
       <w:r>
@@ -311,7 +343,7 @@
           <w:i/>
           <w:iCs/>
           <w:color w:val="808080"/>
-          <w:lang w:val="en-IL" w:eastAsia="en-IL"/>
+          <w:lang w:eastAsia="en-IL"/>
         </w:rPr>
         <w:t>Daily arrivals</w:t>
       </w:r>
@@ -321,7 +353,7 @@
           <w:i/>
           <w:iCs/>
           <w:color w:val="808080"/>
-          <w:lang w:val="en-IL" w:eastAsia="en-IL"/>
+          <w:lang w:eastAsia="en-IL"/>
         </w:rPr>
         <w:t>:</w:t>
       </w:r>
@@ -339,7 +371,7 @@
           <w:i/>
           <w:iCs/>
           <w:color w:val="808080"/>
-          <w:lang w:val="en-IL" w:eastAsia="en-IL"/>
+          <w:lang w:eastAsia="en-IL"/>
         </w:rPr>
       </w:pPr>
       <w:r>
@@ -348,7 +380,7 @@
           <w:i/>
           <w:iCs/>
           <w:color w:val="808080"/>
-          <w:lang w:val="en-IL" w:eastAsia="en-IL"/>
+          <w:lang w:eastAsia="en-IL"/>
         </w:rPr>
         <w:t>Navigating to a dedicated parking lot is extremely disappointing when you find it full.</w:t>
       </w:r>
@@ -366,7 +398,7 @@
           <w:i/>
           <w:iCs/>
           <w:color w:val="808080"/>
-          <w:lang w:val="en-IL" w:eastAsia="en-IL"/>
+          <w:lang w:eastAsia="en-IL"/>
         </w:rPr>
       </w:pPr>
       <w:r>
@@ -375,7 +407,7 @@
           <w:i/>
           <w:iCs/>
           <w:color w:val="808080"/>
-          <w:lang w:val="en-IL" w:eastAsia="en-IL"/>
+          <w:lang w:eastAsia="en-IL"/>
         </w:rPr>
         <w:t>Parking in the parking lot is expensive, and it is difficult for drivers to reduce these expenses on existing platforms.</w:t>
       </w:r>
@@ -393,7 +425,7 @@
           <w:i/>
           <w:iCs/>
           <w:color w:val="808080"/>
-          <w:lang w:val="en-IL" w:eastAsia="en-IL"/>
+          <w:lang w:eastAsia="en-IL"/>
         </w:rPr>
       </w:pPr>
       <w:r>
@@ -402,7 +434,7 @@
           <w:i/>
           <w:iCs/>
           <w:color w:val="808080"/>
-          <w:lang w:val="en-IL" w:eastAsia="en-IL"/>
+          <w:lang w:eastAsia="en-IL"/>
         </w:rPr>
         <w:t>Car users want to know where the cheapest parking lots are.</w:t>
       </w:r>
@@ -420,7 +452,7 @@
           <w:i/>
           <w:iCs/>
           <w:color w:val="808080"/>
-          <w:lang w:val="en-IL" w:eastAsia="en-IL"/>
+          <w:lang w:eastAsia="en-IL"/>
         </w:rPr>
       </w:pPr>
       <w:r>
@@ -429,7 +461,7 @@
           <w:i/>
           <w:iCs/>
           <w:color w:val="808080"/>
-          <w:lang w:val="en-IL" w:eastAsia="en-IL"/>
+          <w:lang w:eastAsia="en-IL"/>
         </w:rPr>
         <w:t>Car users waste a lot of time and money searching for an available parking lot near their destinations.</w:t>
       </w:r>
@@ -447,7 +479,7 @@
           <w:i/>
           <w:iCs/>
           <w:color w:val="808080"/>
-          <w:lang w:val="en-IL" w:eastAsia="en-IL"/>
+          <w:lang w:eastAsia="en-IL"/>
         </w:rPr>
       </w:pPr>
       <w:r>
@@ -456,7 +488,7 @@
           <w:i/>
           <w:iCs/>
           <w:color w:val="808080"/>
-          <w:lang w:val="en-IL" w:eastAsia="en-IL"/>
+          <w:lang w:eastAsia="en-IL"/>
         </w:rPr>
         <w:t>During rush hours the demand for parking spots is high and the supply is relatively low.</w:t>
       </w:r>
@@ -474,7 +506,7 @@
           <w:i/>
           <w:iCs/>
           <w:color w:val="808080"/>
-          <w:lang w:val="en-IL" w:eastAsia="en-IL"/>
+          <w:lang w:eastAsia="en-IL"/>
         </w:rPr>
       </w:pPr>
       <w:r>
@@ -485,7 +517,7 @@
           <w:i/>
           <w:iCs/>
           <w:color w:val="808080"/>
-          <w:lang w:val="en-IL" w:eastAsia="en-IL"/>
+          <w:lang w:eastAsia="en-IL"/>
         </w:rPr>
         <w:t>Occasional arrivals</w:t>
       </w:r>
@@ -495,7 +527,7 @@
           <w:i/>
           <w:iCs/>
           <w:color w:val="808080"/>
-          <w:lang w:val="en-IL" w:eastAsia="en-IL"/>
+          <w:lang w:eastAsia="en-IL"/>
         </w:rPr>
         <w:t>:</w:t>
       </w:r>
@@ -513,7 +545,7 @@
           <w:i/>
           <w:iCs/>
           <w:color w:val="808080"/>
-          <w:lang w:val="en-IL" w:eastAsia="en-IL"/>
+          <w:lang w:eastAsia="en-IL"/>
         </w:rPr>
       </w:pPr>
       <w:r>
@@ -524,7 +556,7 @@
           <w:i/>
           <w:iCs/>
           <w:color w:val="808080"/>
-          <w:lang w:val="en-IL" w:eastAsia="en-IL"/>
+          <w:lang w:eastAsia="en-IL"/>
         </w:rPr>
         <w:t> </w:t>
       </w:r>
@@ -534,7 +566,7 @@
           <w:i/>
           <w:iCs/>
           <w:color w:val="808080"/>
-          <w:lang w:val="en-IL" w:eastAsia="en-IL"/>
+          <w:lang w:eastAsia="en-IL"/>
         </w:rPr>
         <w:t>Car users don’t know where the parking lots are located.</w:t>
       </w:r>
@@ -552,7 +584,7 @@
           <w:i/>
           <w:iCs/>
           <w:color w:val="808080"/>
-          <w:lang w:val="en-IL" w:eastAsia="en-IL"/>
+          <w:lang w:eastAsia="en-IL"/>
         </w:rPr>
       </w:pPr>
       <w:r>
@@ -561,7 +593,7 @@
           <w:i/>
           <w:iCs/>
           <w:color w:val="808080"/>
-          <w:lang w:val="en-IL" w:eastAsia="en-IL"/>
+          <w:lang w:eastAsia="en-IL"/>
         </w:rPr>
         <w:lastRenderedPageBreak/>
         <w:t>When you come to the big city for fun or a party, the search for parking is disturbing.</w:t>
@@ -580,7 +612,7 @@
           <w:i/>
           <w:iCs/>
           <w:color w:val="808080"/>
-          <w:lang w:val="en-IL" w:eastAsia="en-IL"/>
+          <w:lang w:eastAsia="en-IL"/>
         </w:rPr>
       </w:pPr>
       <w:r>
@@ -589,7 +621,7 @@
           <w:i/>
           <w:iCs/>
           <w:color w:val="808080"/>
-          <w:lang w:val="en-IL" w:eastAsia="en-IL"/>
+          <w:lang w:eastAsia="en-IL"/>
         </w:rPr>
         <w:t>Occasional drivers lack a platform where they can rate their experience.</w:t>
       </w:r>
@@ -604,7 +636,7 @@
           <w:rFonts w:ascii="Times New Roman" w:eastAsia="Times New Roman" w:hAnsi="Times New Roman" w:cs="Times New Roman"/>
           <w:sz w:val="24"/>
           <w:szCs w:val="24"/>
-          <w:lang w:val="en-IL" w:eastAsia="en-IL"/>
+          <w:lang w:eastAsia="en-IL"/>
         </w:rPr>
       </w:pPr>
     </w:p>
@@ -618,7 +650,7 @@
           <w:rFonts w:ascii="Times New Roman" w:eastAsia="Times New Roman" w:hAnsi="Times New Roman" w:cs="Times New Roman"/>
           <w:sz w:val="24"/>
           <w:szCs w:val="24"/>
-          <w:lang w:val="en-IL" w:eastAsia="en-IL"/>
+          <w:lang w:eastAsia="en-IL"/>
         </w:rPr>
       </w:pPr>
       <w:r>
@@ -629,7 +661,7 @@
           <w:i/>
           <w:iCs/>
           <w:color w:val="666666"/>
-          <w:lang w:val="en-IL" w:eastAsia="en-IL"/>
+          <w:lang w:eastAsia="en-IL"/>
         </w:rPr>
         <w:t>Needs: </w:t>
       </w:r>
@@ -649,7 +681,7 @@
           <w:i/>
           <w:iCs/>
           <w:color w:val="666666"/>
-          <w:lang w:val="en-IL" w:eastAsia="en-IL"/>
+          <w:lang w:eastAsia="en-IL"/>
         </w:rPr>
       </w:pPr>
       <w:r>
@@ -668,7 +700,7 @@
           <w:i/>
           <w:iCs/>
           <w:color w:val="666666"/>
-          <w:lang w:val="en-IL" w:eastAsia="en-IL"/>
+          <w:lang w:eastAsia="en-IL"/>
         </w:rPr>
         <w:t xml:space="preserve"> to meet the standard of his company, he should not make any excuses for his hard work, for when he is late to work, and take a full responsibility of his actions.</w:t>
       </w:r>
@@ -688,7 +720,7 @@
           <w:i/>
           <w:iCs/>
           <w:color w:val="666666"/>
-          <w:lang w:val="en-IL" w:eastAsia="en-IL"/>
+          <w:lang w:eastAsia="en-IL"/>
         </w:rPr>
       </w:pPr>
       <w:r>
@@ -707,7 +739,7 @@
           <w:i/>
           <w:iCs/>
           <w:color w:val="666666"/>
-          <w:lang w:val="en-IL" w:eastAsia="en-IL"/>
+          <w:lang w:eastAsia="en-IL"/>
         </w:rPr>
         <w:t xml:space="preserve"> to find an available parking lot in Tel-Aviv and any city that he doesn’t know.</w:t>
       </w:r>
@@ -727,7 +759,7 @@
           <w:i/>
           <w:iCs/>
           <w:color w:val="666666"/>
-          <w:lang w:val="en-IL" w:eastAsia="en-IL"/>
+          <w:lang w:eastAsia="en-IL"/>
         </w:rPr>
       </w:pPr>
       <w:r>
@@ -746,7 +778,7 @@
           <w:i/>
           <w:iCs/>
           <w:color w:val="666666"/>
-          <w:lang w:val="en-IL" w:eastAsia="en-IL"/>
+          <w:lang w:eastAsia="en-IL"/>
         </w:rPr>
         <w:t xml:space="preserve"> needs the ability to save a dedicated parking spot at a parking lot nearby his office.</w:t>
       </w:r>
@@ -766,7 +798,7 @@
           <w:i/>
           <w:iCs/>
           <w:color w:val="666666"/>
-          <w:lang w:val="en-IL" w:eastAsia="en-IL"/>
+          <w:lang w:eastAsia="en-IL"/>
         </w:rPr>
       </w:pPr>
       <w:r>
@@ -785,7 +817,7 @@
           <w:i/>
           <w:iCs/>
           <w:color w:val="666666"/>
-          <w:lang w:val="en-IL" w:eastAsia="en-IL"/>
+          <w:lang w:eastAsia="en-IL"/>
         </w:rPr>
         <w:t xml:space="preserve"> needs the ability to search parking lot depending on rating and price.</w:t>
       </w:r>
@@ -800,7 +832,7 @@
           <w:rFonts w:ascii="Times New Roman" w:eastAsia="Times New Roman" w:hAnsi="Times New Roman" w:cs="Times New Roman"/>
           <w:sz w:val="24"/>
           <w:szCs w:val="24"/>
-          <w:lang w:val="en-IL" w:eastAsia="en-IL"/>
+          <w:lang w:eastAsia="en-IL"/>
         </w:rPr>
       </w:pPr>
       <w:r>
@@ -808,7 +840,7 @@
           <w:rFonts w:ascii="Times New Roman" w:eastAsia="Times New Roman" w:hAnsi="Times New Roman" w:cs="Times New Roman"/>
           <w:sz w:val="24"/>
           <w:szCs w:val="24"/>
-          <w:lang w:val="en-IL" w:eastAsia="en-IL"/>
+          <w:lang w:eastAsia="en-IL"/>
         </w:rPr>
         <w:t> </w:t>
       </w:r>
@@ -823,7 +855,7 @@
           <w:rFonts w:ascii="Times New Roman" w:eastAsia="Times New Roman" w:hAnsi="Times New Roman" w:cs="Times New Roman"/>
           <w:sz w:val="24"/>
           <w:szCs w:val="24"/>
-          <w:lang w:val="en-IL" w:eastAsia="en-IL"/>
+          <w:lang w:eastAsia="en-IL"/>
         </w:rPr>
       </w:pPr>
       <w:r>
@@ -834,7 +866,7 @@
           <w:i/>
           <w:iCs/>
           <w:color w:val="666666"/>
-          <w:lang w:val="en-IL" w:eastAsia="en-IL"/>
+          <w:lang w:eastAsia="en-IL"/>
         </w:rPr>
         <w:t>Frustrations: </w:t>
       </w:r>
@@ -854,7 +886,7 @@
           <w:i/>
           <w:iCs/>
           <w:color w:val="666666"/>
-          <w:lang w:val="en-IL" w:eastAsia="en-IL"/>
+          <w:lang w:eastAsia="en-IL"/>
         </w:rPr>
       </w:pPr>
       <w:r>
@@ -867,15 +899,27 @@
         </w:rPr>
         <w:t>E</w:t>
       </w:r>
-      <w:r>
-        <w:rPr>
-          <w:rFonts w:ascii="Calibri" w:eastAsia="Times New Roman" w:hAnsi="Calibri" w:cs="Calibri"/>
-          <w:i/>
-          <w:iCs/>
-          <w:color w:val="666666"/>
-          <w:lang w:val="en-IL" w:eastAsia="en-IL"/>
-        </w:rPr>
-        <w:t>ncounters the problem of wasting a lot of time searching for an available parking lot when he arrives to Tel-Aviv.</w:t>
+      <w:proofErr w:type="spellStart"/>
+      <w:r>
+        <w:rPr>
+          <w:rFonts w:ascii="Calibri" w:eastAsia="Times New Roman" w:hAnsi="Calibri" w:cs="Calibri"/>
+          <w:i/>
+          <w:iCs/>
+          <w:color w:val="666666"/>
+          <w:lang w:eastAsia="en-IL"/>
+        </w:rPr>
+        <w:t>ncounters</w:t>
+      </w:r>
+      <w:proofErr w:type="spellEnd"/>
+      <w:r>
+        <w:rPr>
+          <w:rFonts w:ascii="Calibri" w:eastAsia="Times New Roman" w:hAnsi="Calibri" w:cs="Calibri"/>
+          <w:i/>
+          <w:iCs/>
+          <w:color w:val="666666"/>
+          <w:lang w:eastAsia="en-IL"/>
+        </w:rPr>
+        <w:t xml:space="preserve"> the problem of wasting a lot of time searching for an available parking lot when he arrives to Tel-Aviv.</w:t>
       </w:r>
     </w:p>
     <w:p>
@@ -893,7 +937,7 @@
           <w:i/>
           <w:iCs/>
           <w:color w:val="666666"/>
-          <w:lang w:val="en-IL" w:eastAsia="en-IL"/>
+          <w:lang w:eastAsia="en-IL"/>
         </w:rPr>
       </w:pPr>
       <w:r>
@@ -912,51 +956,68 @@
           <w:i/>
           <w:iCs/>
           <w:color w:val="666666"/>
-          <w:lang w:val="en-IL" w:eastAsia="en-IL"/>
+          <w:lang w:eastAsia="en-IL"/>
         </w:rPr>
         <w:t xml:space="preserve"> time near the automated paying machines that are located in the parking lots, he needs the option to pay upfront his arrival.</w:t>
       </w:r>
     </w:p>
     <w:p>
       <w:pPr>
-        <w:spacing w:after="0" w:line="240" w:lineRule="auto"/>
-        <w:ind w:left="720"/>
-        <w:textAlignment w:val="baseline"/>
+        <w:numPr>
+          <w:ilvl w:val="0"/>
+          <w:numId w:val="32"/>
+        </w:numPr>
+        <w:shd w:val="clear" w:color="auto" w:fill="FFFFFF"/>
+        <w:spacing w:after="0" w:line="240" w:lineRule="auto"/>
+        <w:jc w:val="both"/>
+        <w:textAlignment w:val="baseline"/>
+        <w:rPr>
+          <w:rFonts w:ascii="Calibri" w:eastAsia="Times New Roman" w:hAnsi="Calibri" w:cs="Calibri"/>
+          <w:i/>
+          <w:iCs/>
+          <w:color w:val="666666"/>
+          <w:lang w:eastAsia="en-IL"/>
+        </w:rPr>
+      </w:pPr>
+      <w:r>
+        <w:rPr>
+          <w:rFonts w:ascii="Calibri" w:eastAsia="Times New Roman" w:hAnsi="Calibri" w:cs="Calibri"/>
+          <w:i/>
+          <w:iCs/>
+          <w:color w:val="666666"/>
+          <w:lang w:val="en-US" w:eastAsia="en-IL"/>
+        </w:rPr>
+        <w:t>D</w:t>
+      </w:r>
+      <w:proofErr w:type="spellStart"/>
+      <w:r>
+        <w:rPr>
+          <w:rFonts w:ascii="Calibri" w:eastAsia="Times New Roman" w:hAnsi="Calibri" w:cs="Calibri"/>
+          <w:i/>
+          <w:iCs/>
+          <w:color w:val="666666"/>
+          <w:lang w:eastAsia="en-IL"/>
+        </w:rPr>
+        <w:t>isappointed</w:t>
+      </w:r>
+      <w:proofErr w:type="spellEnd"/>
+      <w:r>
+        <w:rPr>
+          <w:rFonts w:ascii="Calibri" w:eastAsia="Times New Roman" w:hAnsi="Calibri" w:cs="Calibri"/>
+          <w:i/>
+          <w:iCs/>
+          <w:color w:val="666666"/>
+          <w:lang w:eastAsia="en-IL"/>
+        </w:rPr>
+        <w:t xml:space="preserve"> from the price or the attitude of the parking lot owner.</w:t>
+      </w:r>
+      <w:r>
         <w:rPr>
           <w:rFonts w:ascii="Calibri" w:eastAsia="Times New Roman" w:hAnsi="Calibri" w:cs="Calibri"/>
           <w:i/>
           <w:iCs/>
           <w:color w:val="808080"/>
-          <w:lang w:val="en-IL" w:eastAsia="en-IL"/>
-        </w:rPr>
-      </w:pPr>
-      <w:r>
-        <w:rPr>
-          <w:rFonts w:ascii="Calibri" w:eastAsia="Times New Roman" w:hAnsi="Calibri" w:cs="Calibri"/>
-          <w:i/>
-          <w:iCs/>
-          <w:color w:val="666666"/>
-          <w:lang w:val="en-US" w:eastAsia="en-IL"/>
-        </w:rPr>
-        <w:t>Itay</w:t>
-      </w:r>
-      <w:r>
-        <w:rPr>
-          <w:rFonts w:ascii="Calibri" w:eastAsia="Times New Roman" w:hAnsi="Calibri" w:cs="Calibri"/>
-          <w:i/>
-          <w:iCs/>
-          <w:color w:val="666666"/>
-          <w:lang w:val="en-IL" w:eastAsia="en-IL"/>
-        </w:rPr>
-        <w:t xml:space="preserve"> is sometimes disappointed from the price or the attitude of the parking lot owner.</w:t>
-      </w:r>
-      <w:r>
-        <w:rPr>
-          <w:rFonts w:ascii="Calibri" w:eastAsia="Times New Roman" w:hAnsi="Calibri" w:cs="Calibri"/>
-          <w:i/>
-          <w:iCs/>
-          <w:color w:val="808080"/>
-          <w:lang w:val="en-IL" w:eastAsia="en-IL"/>
+          <w:lang w:eastAsia="en-IL"/>
         </w:rPr>
         <w:br/>
       </w:r>
@@ -976,7 +1037,7 @@
           <w:i/>
           <w:iCs/>
           <w:color w:val="0F243E"/>
-          <w:lang w:val="en-IL" w:eastAsia="en-IL"/>
+          <w:lang w:eastAsia="en-IL"/>
         </w:rPr>
       </w:pPr>
       <w:r>
@@ -987,7 +1048,7 @@
           <w:i/>
           <w:iCs/>
           <w:color w:val="0F243E"/>
-          <w:lang w:val="en-IL" w:eastAsia="en-IL"/>
+          <w:lang w:eastAsia="en-IL"/>
         </w:rPr>
         <w:t>Parking lots owners:</w:t>
       </w:r>
@@ -1008,7 +1069,7 @@
           <w:i/>
           <w:iCs/>
           <w:color w:val="808080"/>
-          <w:lang w:val="en-IL" w:eastAsia="en-IL"/>
+          <w:lang w:eastAsia="en-IL"/>
         </w:rPr>
       </w:pPr>
       <w:r>
@@ -1019,7 +1080,7 @@
           <w:i/>
           <w:iCs/>
           <w:color w:val="808080"/>
-          <w:lang w:val="en-IL" w:eastAsia="en-IL"/>
+          <w:lang w:eastAsia="en-IL"/>
         </w:rPr>
         <w:t>  Peripheral:</w:t>
       </w:r>
@@ -1038,7 +1099,7 @@
           <w:i/>
           <w:iCs/>
           <w:color w:val="808080"/>
-          <w:lang w:val="en-IL" w:eastAsia="en-IL"/>
+          <w:lang w:eastAsia="en-IL"/>
         </w:rPr>
       </w:pPr>
       <w:r>
@@ -1047,7 +1108,7 @@
           <w:i/>
           <w:iCs/>
           <w:color w:val="808080"/>
-          <w:lang w:val="en-IL" w:eastAsia="en-IL"/>
+          <w:lang w:eastAsia="en-IL"/>
         </w:rPr>
         <w:t>Parking lot owners don't want to have free parking spots for a long period of time; they want to have a high turnover of vehicles.</w:t>
       </w:r>
@@ -1066,7 +1127,7 @@
           <w:i/>
           <w:iCs/>
           <w:color w:val="808080"/>
-          <w:lang w:val="en-IL" w:eastAsia="en-IL"/>
+          <w:lang w:eastAsia="en-IL"/>
         </w:rPr>
       </w:pPr>
       <w:r>
@@ -1075,7 +1136,7 @@
           <w:i/>
           <w:iCs/>
           <w:color w:val="808080"/>
-          <w:lang w:val="en-IL" w:eastAsia="en-IL"/>
+          <w:lang w:eastAsia="en-IL"/>
         </w:rPr>
         <w:t>Parking lot owners want to attract more customers by displaying their positive reviews.</w:t>
       </w:r>
@@ -1094,7 +1155,7 @@
           <w:i/>
           <w:iCs/>
           <w:color w:val="808080"/>
-          <w:lang w:val="en-IL" w:eastAsia="en-IL"/>
+          <w:lang w:eastAsia="en-IL"/>
         </w:rPr>
       </w:pPr>
       <w:r>
@@ -1103,7 +1164,7 @@
           <w:i/>
           <w:iCs/>
           <w:color w:val="808080"/>
-          <w:lang w:val="en-IL" w:eastAsia="en-IL"/>
+          <w:lang w:eastAsia="en-IL"/>
         </w:rPr>
         <w:t>Discoverability – parking lot owners want their reach to be much higher.</w:t>
       </w:r>
@@ -1124,7 +1185,7 @@
           <w:i/>
           <w:iCs/>
           <w:color w:val="808080"/>
-          <w:lang w:val="en-IL" w:eastAsia="en-IL"/>
+          <w:lang w:eastAsia="en-IL"/>
         </w:rPr>
       </w:pPr>
       <w:r>
@@ -1135,7 +1196,7 @@
           <w:i/>
           <w:iCs/>
           <w:color w:val="808080"/>
-          <w:lang w:val="en-IL" w:eastAsia="en-IL"/>
+          <w:lang w:eastAsia="en-IL"/>
         </w:rPr>
         <w:t> Not Peripheral:</w:t>
       </w:r>
@@ -1154,7 +1215,7 @@
           <w:i/>
           <w:iCs/>
           <w:color w:val="808080"/>
-          <w:lang w:val="en-IL" w:eastAsia="en-IL"/>
+          <w:lang w:eastAsia="en-IL"/>
         </w:rPr>
       </w:pPr>
       <w:r>
@@ -1163,7 +1224,7 @@
           <w:i/>
           <w:iCs/>
           <w:color w:val="808080"/>
-          <w:lang w:val="en-IL" w:eastAsia="en-IL"/>
+          <w:lang w:eastAsia="en-IL"/>
         </w:rPr>
         <w:t>Parking lot owners want to have a real-time image on what is going on in their parking lot.</w:t>
       </w:r>
@@ -1182,7 +1243,7 @@
           <w:i/>
           <w:iCs/>
           <w:color w:val="808080"/>
-          <w:lang w:val="en-IL" w:eastAsia="en-IL"/>
+          <w:lang w:eastAsia="en-IL"/>
         </w:rPr>
       </w:pPr>
       <w:r>
@@ -1191,7 +1252,7 @@
           <w:i/>
           <w:iCs/>
           <w:color w:val="808080"/>
-          <w:lang w:val="en-IL" w:eastAsia="en-IL"/>
+          <w:lang w:eastAsia="en-IL"/>
         </w:rPr>
         <w:t>Parking lots that are hidden from view due to problematic locations within the city, want the ability to stand out and be accessible by the app for drivers.</w:t>
       </w:r>
@@ -1210,7 +1271,7 @@
           <w:i/>
           <w:iCs/>
           <w:color w:val="808080"/>
-          <w:lang w:val="en-IL" w:eastAsia="en-IL"/>
+          <w:lang w:eastAsia="en-IL"/>
         </w:rPr>
       </w:pPr>
       <w:r>
@@ -1219,7 +1280,7 @@
           <w:i/>
           <w:iCs/>
           <w:color w:val="808080"/>
-          <w:lang w:val="en-IL" w:eastAsia="en-IL"/>
+          <w:lang w:eastAsia="en-IL"/>
         </w:rPr>
         <w:t>Parking lot owners want to have the upper hand on top of his competitors that are in his very nearby location in the city</w:t>
       </w:r>
@@ -1241,7 +1302,7 @@
           <w:i/>
           <w:iCs/>
           <w:color w:val="666666"/>
-          <w:lang w:val="en-IL" w:eastAsia="en-IL"/>
+          <w:lang w:eastAsia="en-IL"/>
         </w:rPr>
         <w:br/>
       </w:r>
@@ -1250,7 +1311,7 @@
           <w:rFonts w:ascii="Times New Roman" w:eastAsia="Times New Roman" w:hAnsi="Times New Roman" w:cs="Times New Roman"/>
           <w:sz w:val="24"/>
           <w:szCs w:val="24"/>
-          <w:lang w:val="en-IL" w:eastAsia="en-IL"/>
+          <w:lang w:eastAsia="en-IL"/>
         </w:rPr>
         <w:t> </w:t>
       </w:r>
@@ -1265,7 +1326,7 @@
           <w:rFonts w:ascii="Times New Roman" w:eastAsia="Times New Roman" w:hAnsi="Times New Roman" w:cs="Times New Roman"/>
           <w:sz w:val="24"/>
           <w:szCs w:val="24"/>
-          <w:lang w:val="en-IL" w:eastAsia="en-IL"/>
+          <w:lang w:eastAsia="en-IL"/>
         </w:rPr>
       </w:pPr>
       <w:r>
@@ -1276,7 +1337,7 @@
           <w:i/>
           <w:iCs/>
           <w:color w:val="666666"/>
-          <w:lang w:val="en-IL" w:eastAsia="en-IL"/>
+          <w:lang w:eastAsia="en-IL"/>
         </w:rPr>
         <w:t>Needs</w:t>
       </w:r>
@@ -1286,7 +1347,7 @@
           <w:i/>
           <w:iCs/>
           <w:color w:val="666666"/>
-          <w:lang w:val="en-IL" w:eastAsia="en-IL"/>
+          <w:lang w:eastAsia="en-IL"/>
         </w:rPr>
         <w:t>:</w:t>
       </w:r>
@@ -1307,7 +1368,7 @@
           <w:i/>
           <w:iCs/>
           <w:color w:val="666666"/>
-          <w:lang w:val="en-IL" w:eastAsia="en-IL"/>
+          <w:lang w:eastAsia="en-IL"/>
         </w:rPr>
       </w:pPr>
       <w:r>
@@ -1320,15 +1381,27 @@
         </w:rPr>
         <w:t>N</w:t>
       </w:r>
-      <w:r>
-        <w:rPr>
-          <w:rFonts w:ascii="Calibri" w:eastAsia="Times New Roman" w:hAnsi="Calibri" w:cs="Calibri"/>
-          <w:i/>
-          <w:iCs/>
-          <w:color w:val="666666"/>
-          <w:lang w:val="en-IL" w:eastAsia="en-IL"/>
-        </w:rPr>
-        <w:t>eeds a platform that will make an easy entrance to new cities.</w:t>
+      <w:proofErr w:type="spellStart"/>
+      <w:r>
+        <w:rPr>
+          <w:rFonts w:ascii="Calibri" w:eastAsia="Times New Roman" w:hAnsi="Calibri" w:cs="Calibri"/>
+          <w:i/>
+          <w:iCs/>
+          <w:color w:val="666666"/>
+          <w:lang w:eastAsia="en-IL"/>
+        </w:rPr>
+        <w:t>eeds</w:t>
+      </w:r>
+      <w:proofErr w:type="spellEnd"/>
+      <w:r>
+        <w:rPr>
+          <w:rFonts w:ascii="Calibri" w:eastAsia="Times New Roman" w:hAnsi="Calibri" w:cs="Calibri"/>
+          <w:i/>
+          <w:iCs/>
+          <w:color w:val="666666"/>
+          <w:lang w:eastAsia="en-IL"/>
+        </w:rPr>
+        <w:t xml:space="preserve"> a platform that will make an easy entrance to new cities.</w:t>
       </w:r>
     </w:p>
     <w:p>
@@ -1347,7 +1420,7 @@
           <w:i/>
           <w:iCs/>
           <w:color w:val="666666"/>
-          <w:lang w:val="en-IL" w:eastAsia="en-IL"/>
+          <w:lang w:eastAsia="en-IL"/>
         </w:rPr>
       </w:pPr>
       <w:r>
@@ -1360,15 +1433,27 @@
         </w:rPr>
         <w:t>N</w:t>
       </w:r>
-      <w:r>
-        <w:rPr>
-          <w:rFonts w:ascii="Calibri" w:eastAsia="Times New Roman" w:hAnsi="Calibri" w:cs="Calibri"/>
-          <w:i/>
-          <w:iCs/>
-          <w:color w:val="666666"/>
-          <w:lang w:val="en-IL" w:eastAsia="en-IL"/>
-        </w:rPr>
-        <w:t>eeds a platform that will extend his reach in his current parking lots so he can focus on building new ones.</w:t>
+      <w:proofErr w:type="spellStart"/>
+      <w:r>
+        <w:rPr>
+          <w:rFonts w:ascii="Calibri" w:eastAsia="Times New Roman" w:hAnsi="Calibri" w:cs="Calibri"/>
+          <w:i/>
+          <w:iCs/>
+          <w:color w:val="666666"/>
+          <w:lang w:eastAsia="en-IL"/>
+        </w:rPr>
+        <w:t>eeds</w:t>
+      </w:r>
+      <w:proofErr w:type="spellEnd"/>
+      <w:r>
+        <w:rPr>
+          <w:rFonts w:ascii="Calibri" w:eastAsia="Times New Roman" w:hAnsi="Calibri" w:cs="Calibri"/>
+          <w:i/>
+          <w:iCs/>
+          <w:color w:val="666666"/>
+          <w:lang w:eastAsia="en-IL"/>
+        </w:rPr>
+        <w:t xml:space="preserve"> a platform that will extend his reach in his current parking lots so he can focus on building new ones.</w:t>
       </w:r>
     </w:p>
     <w:p>
@@ -1387,7 +1472,7 @@
           <w:i/>
           <w:iCs/>
           <w:color w:val="666666"/>
-          <w:lang w:val="en-IL" w:eastAsia="en-IL"/>
+          <w:lang w:eastAsia="en-IL"/>
         </w:rPr>
       </w:pPr>
       <w:r>
@@ -1406,7 +1491,7 @@
           <w:i/>
           <w:iCs/>
           <w:color w:val="666666"/>
-          <w:lang w:val="en-IL" w:eastAsia="en-IL"/>
+          <w:lang w:eastAsia="en-IL"/>
         </w:rPr>
         <w:t xml:space="preserve"> to share his customers' experiences with much more people.</w:t>
       </w:r>
@@ -1427,7 +1512,7 @@
           <w:i/>
           <w:iCs/>
           <w:color w:val="666666"/>
-          <w:lang w:val="en-IL" w:eastAsia="en-IL"/>
+          <w:lang w:eastAsia="en-IL"/>
         </w:rPr>
       </w:pPr>
       <w:r>
@@ -1440,15 +1525,27 @@
         </w:rPr>
         <w:t>N</w:t>
       </w:r>
-      <w:r>
-        <w:rPr>
-          <w:rFonts w:ascii="Calibri" w:eastAsia="Times New Roman" w:hAnsi="Calibri" w:cs="Calibri"/>
-          <w:i/>
-          <w:iCs/>
-          <w:color w:val="666666"/>
-          <w:lang w:val="en-IL" w:eastAsia="en-IL"/>
-        </w:rPr>
-        <w:t>eeds a platform in which he can view the current state of his parking lots at any given time.</w:t>
+      <w:proofErr w:type="spellStart"/>
+      <w:r>
+        <w:rPr>
+          <w:rFonts w:ascii="Calibri" w:eastAsia="Times New Roman" w:hAnsi="Calibri" w:cs="Calibri"/>
+          <w:i/>
+          <w:iCs/>
+          <w:color w:val="666666"/>
+          <w:lang w:eastAsia="en-IL"/>
+        </w:rPr>
+        <w:t>eeds</w:t>
+      </w:r>
+      <w:proofErr w:type="spellEnd"/>
+      <w:r>
+        <w:rPr>
+          <w:rFonts w:ascii="Calibri" w:eastAsia="Times New Roman" w:hAnsi="Calibri" w:cs="Calibri"/>
+          <w:i/>
+          <w:iCs/>
+          <w:color w:val="666666"/>
+          <w:lang w:eastAsia="en-IL"/>
+        </w:rPr>
+        <w:t xml:space="preserve"> a platform in which he can view the current state of his parking lots at any given time.</w:t>
       </w:r>
     </w:p>
     <w:p>
@@ -1461,7 +1558,7 @@
           <w:rFonts w:ascii="Times New Roman" w:eastAsia="Times New Roman" w:hAnsi="Times New Roman" w:cs="Times New Roman"/>
           <w:sz w:val="24"/>
           <w:szCs w:val="24"/>
-          <w:lang w:val="en-IL" w:eastAsia="en-IL"/>
+          <w:lang w:eastAsia="en-IL"/>
         </w:rPr>
       </w:pPr>
       <w:r>
@@ -1469,7 +1566,7 @@
           <w:rFonts w:ascii="Times New Roman" w:eastAsia="Times New Roman" w:hAnsi="Times New Roman" w:cs="Times New Roman"/>
           <w:sz w:val="24"/>
           <w:szCs w:val="24"/>
-          <w:lang w:val="en-IL" w:eastAsia="en-IL"/>
+          <w:lang w:eastAsia="en-IL"/>
         </w:rPr>
         <w:t> </w:t>
       </w:r>
@@ -1484,7 +1581,7 @@
           <w:rFonts w:ascii="Times New Roman" w:eastAsia="Times New Roman" w:hAnsi="Times New Roman" w:cs="Times New Roman"/>
           <w:sz w:val="24"/>
           <w:szCs w:val="24"/>
-          <w:lang w:val="en-IL" w:eastAsia="en-IL"/>
+          <w:lang w:eastAsia="en-IL"/>
         </w:rPr>
       </w:pPr>
       <w:r>
@@ -1495,7 +1592,7 @@
           <w:i/>
           <w:iCs/>
           <w:color w:val="666666"/>
-          <w:lang w:val="en-IL" w:eastAsia="en-IL"/>
+          <w:lang w:eastAsia="en-IL"/>
         </w:rPr>
         <w:t>Frustrations:</w:t>
       </w:r>
@@ -1516,7 +1613,7 @@
           <w:i/>
           <w:iCs/>
           <w:color w:val="666666"/>
-          <w:lang w:val="en-IL" w:eastAsia="en-IL"/>
+          <w:lang w:eastAsia="en-IL"/>
         </w:rPr>
       </w:pPr>
       <w:r>
@@ -1535,7 +1632,7 @@
           <w:i/>
           <w:iCs/>
           <w:color w:val="666666"/>
-          <w:lang w:val="en-IL" w:eastAsia="en-IL"/>
+          <w:lang w:eastAsia="en-IL"/>
         </w:rPr>
         <w:t xml:space="preserve"> the problem in which smaller parking lot owners enjoy more traffic in their parking lots because of non-availability in </w:t>
       </w:r>
@@ -1555,7 +1652,7 @@
           <w:i/>
           <w:iCs/>
           <w:color w:val="666666"/>
-          <w:lang w:val="en-IL" w:eastAsia="en-IL"/>
+          <w:lang w:eastAsia="en-IL"/>
         </w:rPr>
         <w:t xml:space="preserve"> parking lots.</w:t>
       </w:r>
@@ -1576,9 +1673,10 @@
           <w:i/>
           <w:iCs/>
           <w:color w:val="666666"/>
-          <w:lang w:val="en-IL" w:eastAsia="en-IL"/>
-        </w:rPr>
-      </w:pPr>
+          <w:lang w:eastAsia="en-IL"/>
+        </w:rPr>
+      </w:pPr>
+      <w:proofErr w:type="gramStart"/>
       <w:r>
         <w:rPr>
           <w:rFonts w:ascii="Calibri" w:eastAsia="Times New Roman" w:hAnsi="Calibri" w:cs="Calibri"/>
@@ -1595,9 +1693,20 @@
           <w:i/>
           <w:iCs/>
           <w:color w:val="666666"/>
-          <w:lang w:val="en-IL" w:eastAsia="en-IL"/>
-        </w:rPr>
-        <w:t xml:space="preserve"> have a way to share with the world the better experiences that customers get at </w:t>
+          <w:lang w:eastAsia="en-IL"/>
+        </w:rPr>
+        <w:t xml:space="preserve"> have</w:t>
+      </w:r>
+      <w:proofErr w:type="gramEnd"/>
+      <w:r>
+        <w:rPr>
+          <w:rFonts w:ascii="Calibri" w:eastAsia="Times New Roman" w:hAnsi="Calibri" w:cs="Calibri"/>
+          <w:i/>
+          <w:iCs/>
+          <w:color w:val="666666"/>
+          <w:lang w:eastAsia="en-IL"/>
+        </w:rPr>
+        <w:t xml:space="preserve"> a way to share with the world the better experiences that customers get at </w:t>
       </w:r>
       <w:r>
         <w:rPr>
@@ -1615,7 +1724,7 @@
           <w:i/>
           <w:iCs/>
           <w:color w:val="666666"/>
-          <w:lang w:val="en-IL" w:eastAsia="en-IL"/>
+          <w:lang w:eastAsia="en-IL"/>
         </w:rPr>
         <w:t xml:space="preserve"> parking lots.</w:t>
       </w:r>
@@ -1636,7 +1745,7 @@
           <w:i/>
           <w:iCs/>
           <w:color w:val="666666"/>
-          <w:lang w:val="en-IL" w:eastAsia="en-IL"/>
+          <w:lang w:eastAsia="en-IL"/>
         </w:rPr>
       </w:pPr>
       <w:r>
@@ -1655,7 +1764,7 @@
           <w:i/>
           <w:iCs/>
           <w:color w:val="666666"/>
-          <w:lang w:val="en-IL" w:eastAsia="en-IL"/>
+          <w:lang w:eastAsia="en-IL"/>
         </w:rPr>
         <w:t xml:space="preserve"> to expand his reach among the people that are foreign to the city.</w:t>
       </w:r>
@@ -1676,7 +1785,7 @@
           <w:i/>
           <w:iCs/>
           <w:color w:val="666666"/>
-          <w:lang w:val="en-IL" w:eastAsia="en-IL"/>
+          <w:lang w:eastAsia="en-IL"/>
         </w:rPr>
       </w:pPr>
       <w:r>
@@ -1728,36 +1837,112 @@
           <w:lang w:val="en-US" w:eastAsia="en-IL"/>
         </w:rPr>
         <w:lastRenderedPageBreak/>
-        <w:t>The database will contain an entity of users (first name, last name, email, password, car type, Contact number) parking lots (name, location, capacity), parking lot owners (name, password, contact number)</w:t>
-      </w:r>
-    </w:p>
-    <w:p>
-      <w:pPr>
-        <w:shd w:val="clear" w:color="auto" w:fill="FFFFFF"/>
-        <w:spacing w:after="0" w:line="240" w:lineRule="auto"/>
-        <w:jc w:val="both"/>
-        <w:textAlignment w:val="baseline"/>
-        <w:rPr>
-          <w:rFonts w:ascii="Calibri" w:eastAsia="Times New Roman" w:hAnsi="Calibri" w:cs="Calibri"/>
-          <w:i/>
-          <w:iCs/>
-          <w:color w:val="666666"/>
-          <w:lang w:val="en-US" w:eastAsia="en-IL"/>
-        </w:rPr>
-      </w:pPr>
-    </w:p>
-    <w:p>
-      <w:pPr>
-        <w:shd w:val="clear" w:color="auto" w:fill="FFFFFF"/>
-        <w:spacing w:after="0" w:line="240" w:lineRule="auto"/>
-        <w:jc w:val="both"/>
-        <w:textAlignment w:val="baseline"/>
-        <w:rPr>
-          <w:rFonts w:ascii="Calibri" w:eastAsia="Times New Roman" w:hAnsi="Calibri" w:cs="Calibri"/>
-          <w:i/>
-          <w:iCs/>
-          <w:color w:val="666666"/>
-          <w:lang w:val="en-IL" w:eastAsia="en-IL"/>
+        <w:t xml:space="preserve">The </w:t>
+      </w:r>
+      <w:proofErr w:type="gramStart"/>
+      <w:r>
+        <w:rPr>
+          <w:rFonts w:ascii="Calibri" w:eastAsia="Times New Roman" w:hAnsi="Calibri" w:cs="Calibri"/>
+          <w:i/>
+          <w:iCs/>
+          <w:color w:val="666666"/>
+          <w:lang w:val="en-US" w:eastAsia="en-IL"/>
+        </w:rPr>
+        <w:t xml:space="preserve">database </w:t>
+      </w:r>
+      <w:r>
+        <w:rPr>
+          <w:rFonts w:ascii="Calibri" w:eastAsia="Times New Roman" w:hAnsi="Calibri" w:cs="Calibri"/>
+          <w:i/>
+          <w:iCs/>
+          <w:color w:val="666666"/>
+          <w:lang w:val="en-US" w:eastAsia="en-IL"/>
+        </w:rPr>
+        <w:t>:</w:t>
+      </w:r>
+      <w:proofErr w:type="gramEnd"/>
+      <w:r>
+        <w:rPr>
+          <w:rFonts w:ascii="Calibri" w:eastAsia="Times New Roman" w:hAnsi="Calibri" w:cs="Calibri"/>
+          <w:i/>
+          <w:iCs/>
+          <w:color w:val="666666"/>
+          <w:lang w:val="en-US" w:eastAsia="en-IL"/>
+        </w:rPr>
+        <w:t xml:space="preserve"> </w:t>
+      </w:r>
+      <w:r>
+        <w:rPr>
+          <w:rFonts w:ascii="Calibri" w:eastAsia="Times New Roman" w:hAnsi="Calibri" w:cs="Calibri"/>
+          <w:i/>
+          <w:iCs/>
+          <w:color w:val="666666"/>
+          <w:lang w:val="en-US" w:eastAsia="en-IL"/>
+        </w:rPr>
+        <w:drawing>
+          <wp:inline distT="0" distB="0" distL="0" distR="0" wp14:anchorId="44DD4551" wp14:editId="320162AC">
+            <wp:extent cx="5731510" cy="2959100"/>
+            <wp:effectExtent l="0" t="0" r="2540" b="0"/>
+            <wp:docPr id="2" name="Picture 2"/>
+            <wp:cNvGraphicFramePr>
+              <a:graphicFrameLocks xmlns:a="http://schemas.openxmlformats.org/drawingml/2006/main" noChangeAspect="1"/>
+            </wp:cNvGraphicFramePr>
+            <a:graphic xmlns:a="http://schemas.openxmlformats.org/drawingml/2006/main">
+              <a:graphicData uri="http://schemas.openxmlformats.org/drawingml/2006/picture">
+                <pic:pic xmlns:pic="http://schemas.openxmlformats.org/drawingml/2006/picture">
+                  <pic:nvPicPr>
+                    <pic:cNvPr id="1" name=""/>
+                    <pic:cNvPicPr/>
+                  </pic:nvPicPr>
+                  <pic:blipFill>
+                    <a:blip r:embed="rId5"/>
+                    <a:stretch>
+                      <a:fillRect/>
+                    </a:stretch>
+                  </pic:blipFill>
+                  <pic:spPr>
+                    <a:xfrm>
+                      <a:off x="0" y="0"/>
+                      <a:ext cx="5731510" cy="2959100"/>
+                    </a:xfrm>
+                    <a:prstGeom prst="rect">
+                      <a:avLst/>
+                    </a:prstGeom>
+                  </pic:spPr>
+                </pic:pic>
+              </a:graphicData>
+            </a:graphic>
+          </wp:inline>
+        </w:drawing>
+      </w:r>
+    </w:p>
+    <w:p>
+      <w:pPr>
+        <w:shd w:val="clear" w:color="auto" w:fill="FFFFFF"/>
+        <w:spacing w:after="0" w:line="240" w:lineRule="auto"/>
+        <w:jc w:val="both"/>
+        <w:textAlignment w:val="baseline"/>
+        <w:rPr>
+          <w:rFonts w:ascii="Calibri" w:eastAsia="Times New Roman" w:hAnsi="Calibri" w:cs="Calibri"/>
+          <w:i/>
+          <w:iCs/>
+          <w:color w:val="666666"/>
+          <w:lang w:val="en-US" w:eastAsia="en-IL"/>
+        </w:rPr>
+      </w:pPr>
+    </w:p>
+    <w:p>
+      <w:pPr>
+        <w:shd w:val="clear" w:color="auto" w:fill="FFFFFF"/>
+        <w:spacing w:after="0" w:line="240" w:lineRule="auto"/>
+        <w:jc w:val="both"/>
+        <w:textAlignment w:val="baseline"/>
+        <w:rPr>
+          <w:rFonts w:ascii="Calibri" w:eastAsia="Times New Roman" w:hAnsi="Calibri" w:cs="Calibri"/>
+          <w:i/>
+          <w:iCs/>
+          <w:color w:val="666666"/>
+          <w:lang w:eastAsia="en-IL"/>
         </w:rPr>
       </w:pPr>
     </w:p>
@@ -1904,7 +2089,175 @@
           <w:color w:val="666666"/>
           <w:lang w:val="en-US" w:eastAsia="en-IL"/>
         </w:rPr>
-        <w:t>The colors will be purple, white, and blue.</w:t>
+        <w:t>The colors will be purple</w:t>
+      </w:r>
+      <w:r>
+        <w:rPr>
+          <w:rFonts w:ascii="Calibri" w:eastAsia="Times New Roman" w:hAnsi="Calibri" w:cs="Calibri"/>
+          <w:i/>
+          <w:iCs/>
+          <w:color w:val="666666"/>
+          <w:lang w:val="en-US" w:eastAsia="en-IL"/>
+        </w:rPr>
+        <w:t xml:space="preserve"> (</w:t>
+      </w:r>
+      <w:proofErr w:type="spellStart"/>
+      <w:proofErr w:type="gramStart"/>
+      <w:r>
+        <w:rPr>
+          <w:rFonts w:ascii="Calibri" w:eastAsia="Times New Roman" w:hAnsi="Calibri" w:cs="Calibri"/>
+          <w:i/>
+          <w:iCs/>
+          <w:color w:val="666666"/>
+          <w:lang w:val="en-US" w:eastAsia="en-IL"/>
+        </w:rPr>
+        <w:t>rgba</w:t>
+      </w:r>
+      <w:proofErr w:type="spellEnd"/>
+      <w:r>
+        <w:rPr>
+          <w:rFonts w:ascii="Calibri" w:eastAsia="Times New Roman" w:hAnsi="Calibri" w:cs="Calibri"/>
+          <w:i/>
+          <w:iCs/>
+          <w:color w:val="666666"/>
+          <w:lang w:val="en-US" w:eastAsia="en-IL"/>
+        </w:rPr>
+        <w:t>(</w:t>
+      </w:r>
+      <w:proofErr w:type="gramEnd"/>
+      <w:r>
+        <w:rPr>
+          <w:rFonts w:ascii="Calibri" w:eastAsia="Times New Roman" w:hAnsi="Calibri" w:cs="Calibri"/>
+          <w:i/>
+          <w:iCs/>
+          <w:color w:val="666666"/>
+          <w:lang w:val="en-US" w:eastAsia="en-IL"/>
+        </w:rPr>
+        <w:t>127, 104, 245, 1)</w:t>
+      </w:r>
+      <w:r>
+        <w:rPr>
+          <w:rFonts w:ascii="Calibri" w:eastAsia="Times New Roman" w:hAnsi="Calibri" w:cs="Calibri"/>
+          <w:i/>
+          <w:iCs/>
+          <w:color w:val="666666"/>
+          <w:lang w:val="en-US" w:eastAsia="en-IL"/>
+        </w:rPr>
+        <w:t>)</w:t>
+      </w:r>
+      <w:r>
+        <w:rPr>
+          <w:rFonts w:ascii="Calibri" w:eastAsia="Times New Roman" w:hAnsi="Calibri" w:cs="Calibri"/>
+          <w:i/>
+          <w:iCs/>
+          <w:color w:val="666666"/>
+          <w:lang w:val="en-US" w:eastAsia="en-IL"/>
+        </w:rPr>
+        <w:t>, white</w:t>
+      </w:r>
+      <w:r>
+        <w:rPr>
+          <w:rFonts w:ascii="Calibri" w:eastAsia="Times New Roman" w:hAnsi="Calibri" w:cs="Calibri"/>
+          <w:i/>
+          <w:iCs/>
+          <w:color w:val="666666"/>
+          <w:lang w:val="en-US" w:eastAsia="en-IL"/>
+        </w:rPr>
+        <w:t xml:space="preserve"> (</w:t>
+      </w:r>
+      <w:proofErr w:type="spellStart"/>
+      <w:r>
+        <w:rPr>
+          <w:rFonts w:ascii="Calibri" w:eastAsia="Times New Roman" w:hAnsi="Calibri" w:cs="Calibri"/>
+          <w:i/>
+          <w:iCs/>
+          <w:color w:val="666666"/>
+          <w:lang w:val="en-US" w:eastAsia="en-IL"/>
+        </w:rPr>
+        <w:t>rgba</w:t>
+      </w:r>
+      <w:proofErr w:type="spellEnd"/>
+      <w:r>
+        <w:rPr>
+          <w:rFonts w:ascii="Calibri" w:eastAsia="Times New Roman" w:hAnsi="Calibri" w:cs="Calibri"/>
+          <w:i/>
+          <w:iCs/>
+          <w:color w:val="666666"/>
+          <w:lang w:val="en-US" w:eastAsia="en-IL"/>
+        </w:rPr>
+        <w:t>(255, 255, 255, 1)</w:t>
+      </w:r>
+      <w:r>
+        <w:rPr>
+          <w:rFonts w:ascii="Calibri" w:eastAsia="Times New Roman" w:hAnsi="Calibri" w:cs="Calibri"/>
+          <w:i/>
+          <w:iCs/>
+          <w:color w:val="666666"/>
+          <w:lang w:val="en-US" w:eastAsia="en-IL"/>
+        </w:rPr>
+        <w:t>)</w:t>
+      </w:r>
+      <w:r>
+        <w:rPr>
+          <w:rFonts w:ascii="Calibri" w:eastAsia="Times New Roman" w:hAnsi="Calibri" w:cs="Calibri"/>
+          <w:i/>
+          <w:iCs/>
+          <w:color w:val="666666"/>
+          <w:lang w:val="en-US" w:eastAsia="en-IL"/>
+        </w:rPr>
+        <w:t>, and blue</w:t>
+      </w:r>
+      <w:r>
+        <w:rPr>
+          <w:rFonts w:ascii="Calibri" w:eastAsia="Times New Roman" w:hAnsi="Calibri" w:cs="Calibri"/>
+          <w:i/>
+          <w:iCs/>
+          <w:color w:val="666666"/>
+          <w:lang w:val="en-US" w:eastAsia="en-IL"/>
+        </w:rPr>
+        <w:t xml:space="preserve"> (</w:t>
+      </w:r>
+      <w:proofErr w:type="spellStart"/>
+      <w:r>
+        <w:rPr>
+          <w:rFonts w:ascii="Calibri" w:eastAsia="Times New Roman" w:hAnsi="Calibri" w:cs="Calibri"/>
+          <w:i/>
+          <w:iCs/>
+          <w:color w:val="666666"/>
+          <w:lang w:val="en-US" w:eastAsia="en-IL"/>
+        </w:rPr>
+        <w:t>rgba</w:t>
+      </w:r>
+      <w:proofErr w:type="spellEnd"/>
+      <w:r>
+        <w:rPr>
+          <w:rFonts w:ascii="Calibri" w:eastAsia="Times New Roman" w:hAnsi="Calibri" w:cs="Calibri"/>
+          <w:i/>
+          <w:iCs/>
+          <w:color w:val="666666"/>
+          <w:lang w:val="en-US" w:eastAsia="en-IL"/>
+        </w:rPr>
+        <w:t>(55, 123, 255, 1)</w:t>
+      </w:r>
+      <w:r>
+        <w:rPr>
+          <w:rFonts w:ascii="Calibri" w:eastAsia="Times New Roman" w:hAnsi="Calibri" w:cs="Calibri"/>
+          <w:i/>
+          <w:iCs/>
+          <w:color w:val="666666"/>
+          <w:lang w:val="en-US" w:eastAsia="en-IL"/>
+        </w:rPr>
+        <w:t>) because they are user friendly and delivers a calm feeling while navigating through the app</w:t>
+      </w:r>
+      <w:r>
+        <w:rPr>
+          <w:rFonts w:ascii="Calibri" w:eastAsia="Times New Roman" w:hAnsi="Calibri" w:cs="Calibri"/>
+          <w:i/>
+          <w:iCs/>
+          <w:color w:val="666666"/>
+          <w:lang w:val="en-US" w:eastAsia="en-IL"/>
+        </w:rPr>
+        <w:t>.</w:t>
       </w:r>
     </w:p>
     <w:p>
@@ -1942,6 +2295,7 @@
         </w:rPr>
         <w:t xml:space="preserve"> </w:t>
       </w:r>
+      <w:proofErr w:type="spellStart"/>
       <w:r>
         <w:rPr>
           <w:rFonts w:ascii="Calibri" w:eastAsia="Times New Roman" w:hAnsi="Calibri" w:cs="Calibri"/>
@@ -1952,6 +2306,7 @@
         </w:rPr>
         <w:t>Heebo</w:t>
       </w:r>
+      <w:proofErr w:type="spellEnd"/>
     </w:p>
     <w:p>
       <w:pPr>
@@ -1984,25 +2339,58 @@
           <w:lang w:val="en-US" w:eastAsia="en-IL"/>
         </w:rPr>
       </w:pPr>
-      <w:r>
-        <w:rPr>
-          <w:rFonts w:ascii="Calibri" w:eastAsia="Times New Roman" w:hAnsi="Calibri" w:cs="Calibri"/>
-          <w:i/>
-          <w:iCs/>
+    </w:p>
+    <w:p>
+      <w:pPr>
+        <w:shd w:val="clear" w:color="auto" w:fill="FFFFFF"/>
+        <w:spacing w:after="0" w:line="240" w:lineRule="auto"/>
+        <w:jc w:val="both"/>
+        <w:textAlignment w:val="baseline"/>
+        <w:rPr>
+          <w:rFonts w:ascii="Calibri" w:eastAsia="Times New Roman" w:hAnsi="Calibri" w:cs="Calibri"/>
+          <w:i/>
+          <w:iCs/>
+          <w:color w:val="666666"/>
+          <w:rtl/>
+          <w:lang w:val="en-US" w:eastAsia="en-IL"/>
+        </w:rPr>
+      </w:pPr>
+    </w:p>
+    <w:p>
+      <w:pPr>
+        <w:shd w:val="clear" w:color="auto" w:fill="FFFFFF"/>
+        <w:spacing w:after="0" w:line="240" w:lineRule="auto"/>
+        <w:jc w:val="both"/>
+        <w:textAlignment w:val="baseline"/>
+        <w:rPr>
+          <w:rFonts w:ascii="Calibri" w:eastAsia="Times New Roman" w:hAnsi="Calibri" w:cs="Calibri"/>
+          <w:i/>
+          <w:iCs/>
+          <w:color w:val="666666"/>
+          <w:rtl/>
+          <w:lang w:val="en-US" w:eastAsia="en-IL"/>
+        </w:rPr>
+      </w:pPr>
+      <w:r>
+        <w:rPr>
+          <w:rFonts w:ascii="Calibri" w:eastAsia="Times New Roman" w:hAnsi="Calibri" w:cs="Calibri"/>
+          <w:i/>
+          <w:iCs/>
+          <w:noProof/>
           <w:color w:val="666666"/>
           <w:lang w:val="en-US" w:eastAsia="en-IL"/>
         </w:rPr>
         <w:drawing>
-          <wp:anchor distT="0" distB="0" distL="114300" distR="114300" simplePos="0" relativeHeight="251658240" behindDoc="0" locked="0" layoutInCell="1" allowOverlap="1" wp14:anchorId="66D5D6A8" wp14:editId="40563DC0">
+          <wp:anchor distT="0" distB="0" distL="114300" distR="114300" simplePos="0" relativeHeight="251658240" behindDoc="0" locked="0" layoutInCell="1" allowOverlap="1" wp14:anchorId="66D5D6A8" wp14:editId="38DA2319">
             <wp:simplePos x="0" y="0"/>
             <wp:positionH relativeFrom="column">
-              <wp:posOffset>995680</wp:posOffset>
+              <wp:posOffset>819397</wp:posOffset>
             </wp:positionH>
             <wp:positionV relativeFrom="paragraph">
-              <wp:posOffset>13335</wp:posOffset>
+              <wp:posOffset>10218</wp:posOffset>
             </wp:positionV>
-            <wp:extent cx="4381500" cy="3200400"/>
-            <wp:effectExtent l="0" t="0" r="0" b="0"/>
+            <wp:extent cx="3690540" cy="2695698"/>
+            <wp:effectExtent l="0" t="0" r="5715" b="0"/>
             <wp:wrapNone/>
             <wp:docPr id="1" name="Picture 1" descr="Graphical user interface, application, Teams&#10;&#10;Description automatically generated"/>
             <wp:cNvGraphicFramePr>
@@ -2013,374 +2401,6 @@
                 <pic:pic xmlns:pic="http://schemas.openxmlformats.org/drawingml/2006/picture">
                   <pic:nvPicPr>
                     <pic:cNvPr id="1" name="Picture 1" descr="Graphical user interface, application, Teams&#10;&#10;Description automatically generated"/>
-                    <pic:cNvPicPr/>
-                  </pic:nvPicPr>
-                  <pic:blipFill>
-                    <a:blip r:embed="rId5">
-                      <a:extLst>
-                        <a:ext uri="{28A0092B-C50C-407E-A947-70E740481C1C}">
-                          <a14:useLocalDpi xmlns:a14="http://schemas.microsoft.com/office/drawing/2010/main" val="0"/>
-                        </a:ext>
-                      </a:extLst>
-                    </a:blip>
-                    <a:stretch>
-                      <a:fillRect/>
-                    </a:stretch>
-                  </pic:blipFill>
-                  <pic:spPr>
-                    <a:xfrm>
-                      <a:off x="0" y="0"/>
-                      <a:ext cx="4381500" cy="3200400"/>
-                    </a:xfrm>
-                    <a:prstGeom prst="rect">
-                      <a:avLst/>
-                    </a:prstGeom>
-                  </pic:spPr>
-                </pic:pic>
-              </a:graphicData>
-            </a:graphic>
-            <wp14:sizeRelH relativeFrom="page">
-              <wp14:pctWidth>0</wp14:pctWidth>
-            </wp14:sizeRelH>
-            <wp14:sizeRelV relativeFrom="page">
-              <wp14:pctHeight>0</wp14:pctHeight>
-            </wp14:sizeRelV>
-          </wp:anchor>
-        </w:drawing>
-      </w:r>
-    </w:p>
-    <w:p>
-      <w:pPr>
-        <w:shd w:val="clear" w:color="auto" w:fill="FFFFFF"/>
-        <w:spacing w:after="0" w:line="240" w:lineRule="auto"/>
-        <w:jc w:val="both"/>
-        <w:textAlignment w:val="baseline"/>
-        <w:rPr>
-          <w:rFonts w:ascii="Calibri" w:eastAsia="Times New Roman" w:hAnsi="Calibri" w:cs="Calibri"/>
-          <w:i/>
-          <w:iCs/>
-          <w:color w:val="666666"/>
-          <w:rtl/>
-          <w:lang w:val="en-US" w:eastAsia="en-IL"/>
-        </w:rPr>
-      </w:pPr>
-    </w:p>
-    <w:p>
-      <w:pPr>
-        <w:shd w:val="clear" w:color="auto" w:fill="FFFFFF"/>
-        <w:spacing w:after="0" w:line="240" w:lineRule="auto"/>
-        <w:jc w:val="both"/>
-        <w:textAlignment w:val="baseline"/>
-        <w:rPr>
-          <w:rFonts w:ascii="Calibri" w:eastAsia="Times New Roman" w:hAnsi="Calibri" w:cs="Calibri"/>
-          <w:i/>
-          <w:iCs/>
-          <w:color w:val="666666"/>
-          <w:rtl/>
-          <w:lang w:val="en-US" w:eastAsia="en-IL"/>
-        </w:rPr>
-      </w:pPr>
-    </w:p>
-    <w:p>
-      <w:pPr>
-        <w:shd w:val="clear" w:color="auto" w:fill="FFFFFF"/>
-        <w:spacing w:after="0" w:line="240" w:lineRule="auto"/>
-        <w:jc w:val="both"/>
-        <w:textAlignment w:val="baseline"/>
-        <w:rPr>
-          <w:rFonts w:ascii="Calibri" w:eastAsia="Times New Roman" w:hAnsi="Calibri" w:cs="Calibri"/>
-          <w:i/>
-          <w:iCs/>
-          <w:color w:val="666666"/>
-          <w:rtl/>
-          <w:lang w:val="en-US" w:eastAsia="en-IL"/>
-        </w:rPr>
-      </w:pPr>
-    </w:p>
-    <w:p>
-      <w:pPr>
-        <w:shd w:val="clear" w:color="auto" w:fill="FFFFFF"/>
-        <w:spacing w:after="0" w:line="240" w:lineRule="auto"/>
-        <w:jc w:val="both"/>
-        <w:textAlignment w:val="baseline"/>
-        <w:rPr>
-          <w:rFonts w:ascii="Calibri" w:eastAsia="Times New Roman" w:hAnsi="Calibri" w:cs="Calibri"/>
-          <w:i/>
-          <w:iCs/>
-          <w:color w:val="666666"/>
-          <w:rtl/>
-          <w:lang w:val="en-US" w:eastAsia="en-IL"/>
-        </w:rPr>
-      </w:pPr>
-    </w:p>
-    <w:p>
-      <w:pPr>
-        <w:shd w:val="clear" w:color="auto" w:fill="FFFFFF"/>
-        <w:spacing w:after="0" w:line="240" w:lineRule="auto"/>
-        <w:jc w:val="both"/>
-        <w:textAlignment w:val="baseline"/>
-        <w:rPr>
-          <w:rFonts w:ascii="Calibri" w:eastAsia="Times New Roman" w:hAnsi="Calibri" w:cs="Calibri"/>
-          <w:i/>
-          <w:iCs/>
-          <w:color w:val="666666"/>
-          <w:rtl/>
-          <w:lang w:val="en-US" w:eastAsia="en-IL"/>
-        </w:rPr>
-      </w:pPr>
-    </w:p>
-    <w:p>
-      <w:pPr>
-        <w:shd w:val="clear" w:color="auto" w:fill="FFFFFF"/>
-        <w:spacing w:after="0" w:line="240" w:lineRule="auto"/>
-        <w:jc w:val="both"/>
-        <w:textAlignment w:val="baseline"/>
-        <w:rPr>
-          <w:rFonts w:ascii="Calibri" w:eastAsia="Times New Roman" w:hAnsi="Calibri" w:cs="Calibri"/>
-          <w:i/>
-          <w:iCs/>
-          <w:color w:val="666666"/>
-          <w:rtl/>
-          <w:lang w:val="en-US" w:eastAsia="en-IL"/>
-        </w:rPr>
-      </w:pPr>
-    </w:p>
-    <w:p>
-      <w:pPr>
-        <w:shd w:val="clear" w:color="auto" w:fill="FFFFFF"/>
-        <w:spacing w:after="0" w:line="240" w:lineRule="auto"/>
-        <w:jc w:val="both"/>
-        <w:textAlignment w:val="baseline"/>
-        <w:rPr>
-          <w:rFonts w:ascii="Calibri" w:eastAsia="Times New Roman" w:hAnsi="Calibri" w:cs="Calibri"/>
-          <w:i/>
-          <w:iCs/>
-          <w:color w:val="666666"/>
-          <w:rtl/>
-          <w:lang w:val="en-US" w:eastAsia="en-IL"/>
-        </w:rPr>
-      </w:pPr>
-    </w:p>
-    <w:p>
-      <w:pPr>
-        <w:shd w:val="clear" w:color="auto" w:fill="FFFFFF"/>
-        <w:spacing w:after="0" w:line="240" w:lineRule="auto"/>
-        <w:jc w:val="both"/>
-        <w:textAlignment w:val="baseline"/>
-        <w:rPr>
-          <w:rFonts w:ascii="Calibri" w:eastAsia="Times New Roman" w:hAnsi="Calibri" w:cs="Calibri"/>
-          <w:i/>
-          <w:iCs/>
-          <w:color w:val="666666"/>
-          <w:rtl/>
-          <w:lang w:val="en-US" w:eastAsia="en-IL"/>
-        </w:rPr>
-      </w:pPr>
-    </w:p>
-    <w:p>
-      <w:pPr>
-        <w:shd w:val="clear" w:color="auto" w:fill="FFFFFF"/>
-        <w:spacing w:after="0" w:line="240" w:lineRule="auto"/>
-        <w:jc w:val="both"/>
-        <w:textAlignment w:val="baseline"/>
-        <w:rPr>
-          <w:rFonts w:ascii="Calibri" w:eastAsia="Times New Roman" w:hAnsi="Calibri" w:cs="Calibri"/>
-          <w:i/>
-          <w:iCs/>
-          <w:color w:val="666666"/>
-          <w:rtl/>
-          <w:lang w:val="en-US" w:eastAsia="en-IL"/>
-        </w:rPr>
-      </w:pPr>
-    </w:p>
-    <w:p>
-      <w:pPr>
-        <w:shd w:val="clear" w:color="auto" w:fill="FFFFFF"/>
-        <w:spacing w:after="0" w:line="240" w:lineRule="auto"/>
-        <w:jc w:val="both"/>
-        <w:textAlignment w:val="baseline"/>
-        <w:rPr>
-          <w:rFonts w:ascii="Calibri" w:eastAsia="Times New Roman" w:hAnsi="Calibri" w:cs="Calibri"/>
-          <w:i/>
-          <w:iCs/>
-          <w:color w:val="666666"/>
-          <w:rtl/>
-          <w:lang w:val="en-US" w:eastAsia="en-IL"/>
-        </w:rPr>
-      </w:pPr>
-    </w:p>
-    <w:p>
-      <w:pPr>
-        <w:shd w:val="clear" w:color="auto" w:fill="FFFFFF"/>
-        <w:spacing w:after="0" w:line="240" w:lineRule="auto"/>
-        <w:jc w:val="both"/>
-        <w:textAlignment w:val="baseline"/>
-        <w:rPr>
-          <w:rFonts w:ascii="Calibri" w:eastAsia="Times New Roman" w:hAnsi="Calibri" w:cs="Calibri"/>
-          <w:i/>
-          <w:iCs/>
-          <w:color w:val="666666"/>
-          <w:rtl/>
-          <w:lang w:val="en-US" w:eastAsia="en-IL"/>
-        </w:rPr>
-      </w:pPr>
-    </w:p>
-    <w:p>
-      <w:pPr>
-        <w:shd w:val="clear" w:color="auto" w:fill="FFFFFF"/>
-        <w:spacing w:after="0" w:line="240" w:lineRule="auto"/>
-        <w:jc w:val="both"/>
-        <w:textAlignment w:val="baseline"/>
-        <w:rPr>
-          <w:rFonts w:ascii="Calibri" w:eastAsia="Times New Roman" w:hAnsi="Calibri" w:cs="Calibri"/>
-          <w:i/>
-          <w:iCs/>
-          <w:color w:val="666666"/>
-          <w:rtl/>
-          <w:lang w:val="en-US" w:eastAsia="en-IL"/>
-        </w:rPr>
-      </w:pPr>
-    </w:p>
-    <w:p>
-      <w:pPr>
-        <w:shd w:val="clear" w:color="auto" w:fill="FFFFFF"/>
-        <w:spacing w:after="0" w:line="240" w:lineRule="auto"/>
-        <w:jc w:val="both"/>
-        <w:textAlignment w:val="baseline"/>
-        <w:rPr>
-          <w:rFonts w:ascii="Calibri" w:eastAsia="Times New Roman" w:hAnsi="Calibri" w:cs="Calibri"/>
-          <w:i/>
-          <w:iCs/>
-          <w:color w:val="666666"/>
-          <w:rtl/>
-          <w:lang w:val="en-US" w:eastAsia="en-IL"/>
-        </w:rPr>
-      </w:pPr>
-    </w:p>
-    <w:p>
-      <w:pPr>
-        <w:shd w:val="clear" w:color="auto" w:fill="FFFFFF"/>
-        <w:spacing w:after="0" w:line="240" w:lineRule="auto"/>
-        <w:jc w:val="both"/>
-        <w:textAlignment w:val="baseline"/>
-        <w:rPr>
-          <w:rFonts w:ascii="Calibri" w:eastAsia="Times New Roman" w:hAnsi="Calibri" w:cs="Calibri"/>
-          <w:i/>
-          <w:iCs/>
-          <w:color w:val="666666"/>
-          <w:rtl/>
-          <w:lang w:val="en-US" w:eastAsia="en-IL"/>
-        </w:rPr>
-      </w:pPr>
-    </w:p>
-    <w:p>
-      <w:pPr>
-        <w:shd w:val="clear" w:color="auto" w:fill="FFFFFF"/>
-        <w:spacing w:after="0" w:line="240" w:lineRule="auto"/>
-        <w:jc w:val="both"/>
-        <w:textAlignment w:val="baseline"/>
-        <w:rPr>
-          <w:rFonts w:ascii="Calibri" w:eastAsia="Times New Roman" w:hAnsi="Calibri" w:cs="Calibri"/>
-          <w:i/>
-          <w:iCs/>
-          <w:color w:val="666666"/>
-          <w:rtl/>
-          <w:lang w:val="en-US" w:eastAsia="en-IL"/>
-        </w:rPr>
-      </w:pPr>
-    </w:p>
-    <w:p>
-      <w:pPr>
-        <w:shd w:val="clear" w:color="auto" w:fill="FFFFFF"/>
-        <w:spacing w:after="0" w:line="240" w:lineRule="auto"/>
-        <w:jc w:val="both"/>
-        <w:textAlignment w:val="baseline"/>
-        <w:rPr>
-          <w:rFonts w:ascii="Calibri" w:eastAsia="Times New Roman" w:hAnsi="Calibri" w:cs="Calibri"/>
-          <w:i/>
-          <w:iCs/>
-          <w:color w:val="666666"/>
-          <w:rtl/>
-          <w:lang w:val="en-US" w:eastAsia="en-IL"/>
-        </w:rPr>
-      </w:pPr>
-    </w:p>
-    <w:p>
-      <w:pPr>
-        <w:shd w:val="clear" w:color="auto" w:fill="FFFFFF"/>
-        <w:spacing w:after="0" w:line="240" w:lineRule="auto"/>
-        <w:jc w:val="both"/>
-        <w:textAlignment w:val="baseline"/>
-        <w:rPr>
-          <w:rFonts w:ascii="Calibri" w:eastAsia="Times New Roman" w:hAnsi="Calibri" w:cs="Calibri"/>
-          <w:i/>
-          <w:iCs/>
-          <w:color w:val="666666"/>
-          <w:rtl/>
-          <w:lang w:val="en-US" w:eastAsia="en-IL"/>
-        </w:rPr>
-      </w:pPr>
-    </w:p>
-    <w:p>
-      <w:pPr>
-        <w:shd w:val="clear" w:color="auto" w:fill="FFFFFF"/>
-        <w:spacing w:after="0" w:line="240" w:lineRule="auto"/>
-        <w:jc w:val="both"/>
-        <w:textAlignment w:val="baseline"/>
-        <w:rPr>
-          <w:rFonts w:ascii="Calibri" w:eastAsia="Times New Roman" w:hAnsi="Calibri" w:cs="Calibri"/>
-          <w:i/>
-          <w:iCs/>
-          <w:color w:val="666666"/>
-          <w:rtl/>
-          <w:lang w:val="en-US" w:eastAsia="en-IL"/>
-        </w:rPr>
-      </w:pPr>
-    </w:p>
-    <w:p>
-      <w:pPr>
-        <w:shd w:val="clear" w:color="auto" w:fill="FFFFFF"/>
-        <w:spacing w:after="0" w:line="240" w:lineRule="auto"/>
-        <w:jc w:val="both"/>
-        <w:textAlignment w:val="baseline"/>
-        <w:rPr>
-          <w:rFonts w:ascii="Calibri" w:eastAsia="Times New Roman" w:hAnsi="Calibri" w:cs="Calibri"/>
-          <w:i/>
-          <w:iCs/>
-          <w:color w:val="666666"/>
-          <w:rtl/>
-          <w:lang w:val="en-US" w:eastAsia="en-IL"/>
-        </w:rPr>
-      </w:pPr>
-      <w:r>
-        <w:rPr>
-          <w:rFonts w:ascii="Calibri" w:eastAsia="Times New Roman" w:hAnsi="Calibri" w:cs="Calibri"/>
-          <w:i/>
-          <w:iCs/>
-          <w:color w:val="666666"/>
-          <w:lang w:val="en-US" w:eastAsia="en-IL"/>
-        </w:rPr>
-        <w:drawing>
-          <wp:anchor distT="0" distB="0" distL="114300" distR="114300" simplePos="0" relativeHeight="251659264" behindDoc="0" locked="0" layoutInCell="1" allowOverlap="1" wp14:anchorId="3F85286E" wp14:editId="106CC69F">
-            <wp:simplePos x="0" y="0"/>
-            <wp:positionH relativeFrom="column">
-              <wp:posOffset>1026160</wp:posOffset>
-            </wp:positionH>
-            <wp:positionV relativeFrom="paragraph">
-              <wp:posOffset>4445</wp:posOffset>
-            </wp:positionV>
-            <wp:extent cx="4370729" cy="3129725"/>
-            <wp:effectExtent l="0" t="0" r="0" b="0"/>
-            <wp:wrapNone/>
-            <wp:docPr id="5" name="Picture 5" descr="Graphical user interface, application, Teams&#10;&#10;Description automatically generated"/>
-            <wp:cNvGraphicFramePr>
-              <a:graphicFrameLocks xmlns:a="http://schemas.openxmlformats.org/drawingml/2006/main" noChangeAspect="1"/>
-            </wp:cNvGraphicFramePr>
-            <a:graphic xmlns:a="http://schemas.openxmlformats.org/drawingml/2006/main">
-              <a:graphicData uri="http://schemas.openxmlformats.org/drawingml/2006/picture">
-                <pic:pic xmlns:pic="http://schemas.openxmlformats.org/drawingml/2006/picture">
-                  <pic:nvPicPr>
-                    <pic:cNvPr id="5" name="Picture 5" descr="Graphical user interface, application, Teams&#10;&#10;Description automatically generated"/>
                     <pic:cNvPicPr/>
                   </pic:nvPicPr>
                   <pic:blipFill>
@@ -2398,7 +2418,7 @@
                   <pic:spPr>
                     <a:xfrm>
                       <a:off x="0" y="0"/>
-                      <a:ext cx="4370729" cy="3129725"/>
+                      <a:ext cx="3690540" cy="2695698"/>
                     </a:xfrm>
                     <a:prstGeom prst="rect">
                       <a:avLst/>
@@ -2568,7 +2588,7 @@
         <w:jc w:val="both"/>
         <w:textAlignment w:val="baseline"/>
         <w:rPr>
-          <w:rFonts w:ascii="Calibri" w:eastAsia="Times New Roman" w:hAnsi="Calibri" w:cs="Calibri" w:hint="cs"/>
+          <w:rFonts w:ascii="Calibri" w:eastAsia="Times New Roman" w:hAnsi="Calibri" w:cs="Calibri"/>
           <w:i/>
           <w:iCs/>
           <w:color w:val="666666"/>
@@ -2640,91 +2660,29 @@
           <w:lang w:val="en-US" w:eastAsia="en-IL"/>
         </w:rPr>
       </w:pPr>
-    </w:p>
-    <w:p>
-      <w:pPr>
-        <w:shd w:val="clear" w:color="auto" w:fill="FFFFFF"/>
-        <w:spacing w:after="0" w:line="240" w:lineRule="auto"/>
-        <w:jc w:val="both"/>
-        <w:textAlignment w:val="baseline"/>
-        <w:rPr>
-          <w:rFonts w:ascii="Calibri" w:eastAsia="Times New Roman" w:hAnsi="Calibri" w:cs="Calibri"/>
-          <w:i/>
-          <w:iCs/>
-          <w:color w:val="666666"/>
-          <w:rtl/>
-          <w:lang w:val="en-US" w:eastAsia="en-IL"/>
-        </w:rPr>
-      </w:pPr>
-    </w:p>
-    <w:p>
-      <w:pPr>
-        <w:shd w:val="clear" w:color="auto" w:fill="FFFFFF"/>
-        <w:spacing w:after="0" w:line="240" w:lineRule="auto"/>
-        <w:jc w:val="both"/>
-        <w:textAlignment w:val="baseline"/>
-        <w:rPr>
-          <w:rFonts w:ascii="Calibri" w:eastAsia="Times New Roman" w:hAnsi="Calibri" w:cs="Calibri"/>
-          <w:i/>
-          <w:iCs/>
-          <w:color w:val="666666"/>
-          <w:rtl/>
-          <w:lang w:val="en-US" w:eastAsia="en-IL"/>
-        </w:rPr>
-      </w:pPr>
-    </w:p>
-    <w:p>
-      <w:pPr>
-        <w:shd w:val="clear" w:color="auto" w:fill="FFFFFF"/>
-        <w:spacing w:after="0" w:line="240" w:lineRule="auto"/>
-        <w:jc w:val="both"/>
-        <w:textAlignment w:val="baseline"/>
-        <w:rPr>
-          <w:rFonts w:ascii="Calibri" w:eastAsia="Times New Roman" w:hAnsi="Calibri" w:cs="Calibri"/>
-          <w:i/>
-          <w:iCs/>
-          <w:color w:val="666666"/>
-          <w:rtl/>
-          <w:lang w:val="en-US" w:eastAsia="en-IL"/>
-        </w:rPr>
-      </w:pPr>
-    </w:p>
-    <w:p>
-      <w:pPr>
-        <w:shd w:val="clear" w:color="auto" w:fill="FFFFFF"/>
-        <w:spacing w:after="0" w:line="240" w:lineRule="auto"/>
-        <w:jc w:val="both"/>
-        <w:textAlignment w:val="baseline"/>
-        <w:rPr>
-          <w:rFonts w:ascii="Calibri" w:eastAsia="Times New Roman" w:hAnsi="Calibri" w:cs="Calibri"/>
-          <w:i/>
-          <w:iCs/>
-          <w:color w:val="666666"/>
-          <w:rtl/>
-          <w:lang w:val="en-US" w:eastAsia="en-IL"/>
-        </w:rPr>
-      </w:pPr>
-      <w:r>
-        <w:rPr>
-          <w:rFonts w:ascii="Calibri" w:eastAsia="Times New Roman" w:hAnsi="Calibri" w:cs="Calibri"/>
-          <w:i/>
-          <w:iCs/>
-          <w:color w:val="666666"/>
-          <w:lang w:val="en-US" w:eastAsia="en-IL"/>
-        </w:rPr>
+      <w:r>
+        <w:rPr>
+          <w:rFonts w:ascii="Calibri" w:eastAsia="Times New Roman" w:hAnsi="Calibri" w:cs="Calibri"/>
+          <w:i/>
+          <w:iCs/>
+          <w:noProof/>
+          <w:color w:val="666666"/>
+          <w:lang w:val="en-US" w:eastAsia="en-IL"/>
+        </w:rPr>
+        <w:lastRenderedPageBreak/>
         <w:drawing>
-          <wp:anchor distT="0" distB="0" distL="114300" distR="114300" simplePos="0" relativeHeight="251660288" behindDoc="0" locked="0" layoutInCell="1" allowOverlap="1" wp14:anchorId="2424171F" wp14:editId="7CF7CA76">
+          <wp:anchor distT="0" distB="0" distL="114300" distR="114300" simplePos="0" relativeHeight="251659264" behindDoc="0" locked="0" layoutInCell="1" allowOverlap="1" wp14:anchorId="3F85286E" wp14:editId="0D41F252">
             <wp:simplePos x="0" y="0"/>
             <wp:positionH relativeFrom="column">
-              <wp:posOffset>614680</wp:posOffset>
+              <wp:posOffset>1056417</wp:posOffset>
             </wp:positionH>
             <wp:positionV relativeFrom="paragraph">
-              <wp:posOffset>-853440</wp:posOffset>
+              <wp:posOffset>-902335</wp:posOffset>
             </wp:positionV>
-            <wp:extent cx="4381615" cy="3167826"/>
-            <wp:effectExtent l="0" t="0" r="0" b="0"/>
+            <wp:extent cx="3253839" cy="2329641"/>
+            <wp:effectExtent l="0" t="0" r="3810" b="0"/>
             <wp:wrapNone/>
-            <wp:docPr id="6" name="Picture 6" descr="Graphical user interface, application, Teams&#10;&#10;Description automatically generated"/>
+            <wp:docPr id="5" name="Picture 5" descr="Graphical user interface, application, Teams&#10;&#10;Description automatically generated"/>
             <wp:cNvGraphicFramePr>
               <a:graphicFrameLocks xmlns:a="http://schemas.openxmlformats.org/drawingml/2006/main" noChangeAspect="1"/>
             </wp:cNvGraphicFramePr>
@@ -2732,11 +2690,11 @@
               <a:graphicData uri="http://schemas.openxmlformats.org/drawingml/2006/picture">
                 <pic:pic xmlns:pic="http://schemas.openxmlformats.org/drawingml/2006/picture">
                   <pic:nvPicPr>
-                    <pic:cNvPr id="6" name="Picture 6" descr="Graphical user interface, application, Teams&#10;&#10;Description automatically generated"/>
+                    <pic:cNvPr id="5" name="Picture 5" descr="Graphical user interface, application, Teams&#10;&#10;Description automatically generated"/>
                     <pic:cNvPicPr/>
                   </pic:nvPicPr>
                   <pic:blipFill>
-                    <a:blip r:embed="rId7">
+                    <a:blip r:embed="rId7" cstate="print">
                       <a:extLst>
                         <a:ext uri="{28A0092B-C50C-407E-A947-70E740481C1C}">
                           <a14:useLocalDpi xmlns:a14="http://schemas.microsoft.com/office/drawing/2010/main" val="0"/>
@@ -2750,7 +2708,7 @@
                   <pic:spPr>
                     <a:xfrm>
                       <a:off x="0" y="0"/>
-                      <a:ext cx="4381615" cy="3167826"/>
+                      <a:ext cx="3253839" cy="2329641"/>
                     </a:xfrm>
                     <a:prstGeom prst="rect">
                       <a:avLst/>
@@ -2896,58 +2854,28 @@
           <w:lang w:val="en-US" w:eastAsia="en-IL"/>
         </w:rPr>
       </w:pPr>
-    </w:p>
-    <w:p>
-      <w:pPr>
-        <w:shd w:val="clear" w:color="auto" w:fill="FFFFFF"/>
-        <w:spacing w:after="0" w:line="240" w:lineRule="auto"/>
-        <w:jc w:val="both"/>
-        <w:textAlignment w:val="baseline"/>
-        <w:rPr>
-          <w:rFonts w:ascii="Calibri" w:eastAsia="Times New Roman" w:hAnsi="Calibri" w:cs="Calibri"/>
-          <w:i/>
-          <w:iCs/>
-          <w:color w:val="666666"/>
-          <w:rtl/>
-          <w:lang w:val="en-US" w:eastAsia="en-IL"/>
-        </w:rPr>
-      </w:pPr>
-    </w:p>
-    <w:p>
-      <w:pPr>
-        <w:shd w:val="clear" w:color="auto" w:fill="FFFFFF"/>
-        <w:spacing w:after="0" w:line="240" w:lineRule="auto"/>
-        <w:jc w:val="both"/>
-        <w:textAlignment w:val="baseline"/>
-        <w:rPr>
-          <w:rFonts w:ascii="Calibri" w:eastAsia="Times New Roman" w:hAnsi="Calibri" w:cs="Calibri"/>
-          <w:i/>
-          <w:iCs/>
-          <w:color w:val="666666"/>
-          <w:lang w:val="en-US" w:eastAsia="en-IL"/>
-        </w:rPr>
-      </w:pPr>
-      <w:r>
-        <w:rPr>
-          <w:rFonts w:ascii="Calibri" w:eastAsia="Times New Roman" w:hAnsi="Calibri" w:cs="Calibri"/>
-          <w:i/>
-          <w:iCs/>
+      <w:r>
+        <w:rPr>
+          <w:rFonts w:ascii="Calibri" w:eastAsia="Times New Roman" w:hAnsi="Calibri" w:cs="Calibri"/>
+          <w:i/>
+          <w:iCs/>
+          <w:noProof/>
           <w:color w:val="666666"/>
           <w:lang w:val="en-US" w:eastAsia="en-IL"/>
         </w:rPr>
         <w:drawing>
-          <wp:anchor distT="0" distB="0" distL="114300" distR="114300" simplePos="0" relativeHeight="251662336" behindDoc="0" locked="0" layoutInCell="1" allowOverlap="1" wp14:anchorId="546BB23C" wp14:editId="6F0535E4">
+          <wp:anchor distT="0" distB="0" distL="114300" distR="114300" simplePos="0" relativeHeight="251660288" behindDoc="0" locked="0" layoutInCell="1" allowOverlap="1" wp14:anchorId="2424171F" wp14:editId="234855BE">
             <wp:simplePos x="0" y="0"/>
             <wp:positionH relativeFrom="column">
-              <wp:posOffset>629920</wp:posOffset>
+              <wp:posOffset>1092233</wp:posOffset>
             </wp:positionH>
             <wp:positionV relativeFrom="paragraph">
-              <wp:posOffset>3963670</wp:posOffset>
+              <wp:posOffset>62395</wp:posOffset>
             </wp:positionV>
-            <wp:extent cx="4387058" cy="3178712"/>
-            <wp:effectExtent l="0" t="0" r="0" b="3175"/>
+            <wp:extent cx="3301340" cy="2386534"/>
+            <wp:effectExtent l="0" t="0" r="0" b="0"/>
             <wp:wrapNone/>
-            <wp:docPr id="8" name="Picture 8"/>
+            <wp:docPr id="6" name="Picture 6" descr="Graphical user interface, application, Teams&#10;&#10;Description automatically generated"/>
             <wp:cNvGraphicFramePr>
               <a:graphicFrameLocks xmlns:a="http://schemas.openxmlformats.org/drawingml/2006/main" noChangeAspect="1"/>
             </wp:cNvGraphicFramePr>
@@ -2955,11 +2883,11 @@
               <a:graphicData uri="http://schemas.openxmlformats.org/drawingml/2006/picture">
                 <pic:pic xmlns:pic="http://schemas.openxmlformats.org/drawingml/2006/picture">
                   <pic:nvPicPr>
-                    <pic:cNvPr id="1" name=""/>
+                    <pic:cNvPr id="6" name="Picture 6" descr="Graphical user interface, application, Teams&#10;&#10;Description automatically generated"/>
                     <pic:cNvPicPr/>
                   </pic:nvPicPr>
                   <pic:blipFill>
-                    <a:blip r:embed="rId8">
+                    <a:blip r:embed="rId8" cstate="print">
                       <a:extLst>
                         <a:ext uri="{28A0092B-C50C-407E-A947-70E740481C1C}">
                           <a14:useLocalDpi xmlns:a14="http://schemas.microsoft.com/office/drawing/2010/main" val="0"/>
@@ -2973,7 +2901,7 @@
                   <pic:spPr>
                     <a:xfrm>
                       <a:off x="0" y="0"/>
-                      <a:ext cx="4387058" cy="3178712"/>
+                      <a:ext cx="3301340" cy="2386534"/>
                     </a:xfrm>
                     <a:prstGeom prst="rect">
                       <a:avLst/>
@@ -2991,25 +2919,282 @@
           </wp:anchor>
         </w:drawing>
       </w:r>
-      <w:r>
-        <w:rPr>
-          <w:rFonts w:ascii="Calibri" w:eastAsia="Times New Roman" w:hAnsi="Calibri" w:cs="Calibri"/>
-          <w:i/>
-          <w:iCs/>
+    </w:p>
+    <w:p>
+      <w:pPr>
+        <w:shd w:val="clear" w:color="auto" w:fill="FFFFFF"/>
+        <w:spacing w:after="0" w:line="240" w:lineRule="auto"/>
+        <w:jc w:val="both"/>
+        <w:textAlignment w:val="baseline"/>
+        <w:rPr>
+          <w:rFonts w:ascii="Calibri" w:eastAsia="Times New Roman" w:hAnsi="Calibri" w:cs="Calibri"/>
+          <w:i/>
+          <w:iCs/>
+          <w:color w:val="666666"/>
+          <w:rtl/>
+          <w:lang w:val="en-US" w:eastAsia="en-IL"/>
+        </w:rPr>
+      </w:pPr>
+    </w:p>
+    <w:p>
+      <w:pPr>
+        <w:shd w:val="clear" w:color="auto" w:fill="FFFFFF"/>
+        <w:spacing w:after="0" w:line="240" w:lineRule="auto"/>
+        <w:jc w:val="both"/>
+        <w:textAlignment w:val="baseline"/>
+        <w:rPr>
+          <w:rFonts w:ascii="Calibri" w:eastAsia="Times New Roman" w:hAnsi="Calibri" w:cs="Calibri"/>
+          <w:i/>
+          <w:iCs/>
+          <w:color w:val="666666"/>
+          <w:rtl/>
+          <w:lang w:val="en-US" w:eastAsia="en-IL"/>
+        </w:rPr>
+      </w:pPr>
+    </w:p>
+    <w:p>
+      <w:pPr>
+        <w:shd w:val="clear" w:color="auto" w:fill="FFFFFF"/>
+        <w:spacing w:after="0" w:line="240" w:lineRule="auto"/>
+        <w:jc w:val="both"/>
+        <w:textAlignment w:val="baseline"/>
+        <w:rPr>
+          <w:rFonts w:ascii="Calibri" w:eastAsia="Times New Roman" w:hAnsi="Calibri" w:cs="Calibri"/>
+          <w:i/>
+          <w:iCs/>
+          <w:color w:val="666666"/>
+          <w:rtl/>
+          <w:lang w:val="en-US" w:eastAsia="en-IL"/>
+        </w:rPr>
+      </w:pPr>
+    </w:p>
+    <w:p>
+      <w:pPr>
+        <w:shd w:val="clear" w:color="auto" w:fill="FFFFFF"/>
+        <w:spacing w:after="0" w:line="240" w:lineRule="auto"/>
+        <w:jc w:val="both"/>
+        <w:textAlignment w:val="baseline"/>
+        <w:rPr>
+          <w:rFonts w:ascii="Calibri" w:eastAsia="Times New Roman" w:hAnsi="Calibri" w:cs="Calibri"/>
+          <w:i/>
+          <w:iCs/>
+          <w:color w:val="666666"/>
+          <w:rtl/>
+          <w:lang w:val="en-US" w:eastAsia="en-IL"/>
+        </w:rPr>
+      </w:pPr>
+    </w:p>
+    <w:p>
+      <w:pPr>
+        <w:shd w:val="clear" w:color="auto" w:fill="FFFFFF"/>
+        <w:spacing w:after="0" w:line="240" w:lineRule="auto"/>
+        <w:jc w:val="both"/>
+        <w:textAlignment w:val="baseline"/>
+        <w:rPr>
+          <w:rFonts w:ascii="Calibri" w:eastAsia="Times New Roman" w:hAnsi="Calibri" w:cs="Calibri"/>
+          <w:i/>
+          <w:iCs/>
+          <w:color w:val="666666"/>
+          <w:rtl/>
+          <w:lang w:val="en-US" w:eastAsia="en-IL"/>
+        </w:rPr>
+      </w:pPr>
+    </w:p>
+    <w:p>
+      <w:pPr>
+        <w:shd w:val="clear" w:color="auto" w:fill="FFFFFF"/>
+        <w:spacing w:after="0" w:line="240" w:lineRule="auto"/>
+        <w:jc w:val="both"/>
+        <w:textAlignment w:val="baseline"/>
+        <w:rPr>
+          <w:rFonts w:ascii="Calibri" w:eastAsia="Times New Roman" w:hAnsi="Calibri" w:cs="Calibri"/>
+          <w:i/>
+          <w:iCs/>
+          <w:color w:val="666666"/>
+          <w:rtl/>
+          <w:lang w:val="en-US" w:eastAsia="en-IL"/>
+        </w:rPr>
+      </w:pPr>
+    </w:p>
+    <w:p>
+      <w:pPr>
+        <w:shd w:val="clear" w:color="auto" w:fill="FFFFFF"/>
+        <w:spacing w:after="0" w:line="240" w:lineRule="auto"/>
+        <w:jc w:val="both"/>
+        <w:textAlignment w:val="baseline"/>
+        <w:rPr>
+          <w:rFonts w:ascii="Calibri" w:eastAsia="Times New Roman" w:hAnsi="Calibri" w:cs="Calibri"/>
+          <w:i/>
+          <w:iCs/>
+          <w:color w:val="666666"/>
+          <w:rtl/>
+          <w:lang w:val="en-US" w:eastAsia="en-IL"/>
+        </w:rPr>
+      </w:pPr>
+    </w:p>
+    <w:p>
+      <w:pPr>
+        <w:shd w:val="clear" w:color="auto" w:fill="FFFFFF"/>
+        <w:spacing w:after="0" w:line="240" w:lineRule="auto"/>
+        <w:jc w:val="both"/>
+        <w:textAlignment w:val="baseline"/>
+        <w:rPr>
+          <w:rFonts w:ascii="Calibri" w:eastAsia="Times New Roman" w:hAnsi="Calibri" w:cs="Calibri"/>
+          <w:i/>
+          <w:iCs/>
+          <w:color w:val="666666"/>
+          <w:rtl/>
+          <w:lang w:val="en-US" w:eastAsia="en-IL"/>
+        </w:rPr>
+      </w:pPr>
+    </w:p>
+    <w:p>
+      <w:pPr>
+        <w:shd w:val="clear" w:color="auto" w:fill="FFFFFF"/>
+        <w:spacing w:after="0" w:line="240" w:lineRule="auto"/>
+        <w:jc w:val="both"/>
+        <w:textAlignment w:val="baseline"/>
+        <w:rPr>
+          <w:rFonts w:ascii="Calibri" w:eastAsia="Times New Roman" w:hAnsi="Calibri" w:cs="Calibri"/>
+          <w:i/>
+          <w:iCs/>
+          <w:color w:val="666666"/>
+          <w:rtl/>
+          <w:lang w:val="en-US" w:eastAsia="en-IL"/>
+        </w:rPr>
+      </w:pPr>
+    </w:p>
+    <w:p>
+      <w:pPr>
+        <w:shd w:val="clear" w:color="auto" w:fill="FFFFFF"/>
+        <w:spacing w:after="0" w:line="240" w:lineRule="auto"/>
+        <w:jc w:val="both"/>
+        <w:textAlignment w:val="baseline"/>
+        <w:rPr>
+          <w:rFonts w:ascii="Calibri" w:eastAsia="Times New Roman" w:hAnsi="Calibri" w:cs="Calibri"/>
+          <w:i/>
+          <w:iCs/>
+          <w:color w:val="666666"/>
+          <w:rtl/>
+          <w:lang w:val="en-US" w:eastAsia="en-IL"/>
+        </w:rPr>
+      </w:pPr>
+    </w:p>
+    <w:p>
+      <w:pPr>
+        <w:shd w:val="clear" w:color="auto" w:fill="FFFFFF"/>
+        <w:spacing w:after="0" w:line="240" w:lineRule="auto"/>
+        <w:jc w:val="both"/>
+        <w:textAlignment w:val="baseline"/>
+        <w:rPr>
+          <w:rFonts w:ascii="Calibri" w:eastAsia="Times New Roman" w:hAnsi="Calibri" w:cs="Calibri"/>
+          <w:i/>
+          <w:iCs/>
+          <w:color w:val="666666"/>
+          <w:rtl/>
+          <w:lang w:val="en-US" w:eastAsia="en-IL"/>
+        </w:rPr>
+      </w:pPr>
+    </w:p>
+    <w:p>
+      <w:pPr>
+        <w:shd w:val="clear" w:color="auto" w:fill="FFFFFF"/>
+        <w:spacing w:after="0" w:line="240" w:lineRule="auto"/>
+        <w:jc w:val="both"/>
+        <w:textAlignment w:val="baseline"/>
+        <w:rPr>
+          <w:rFonts w:ascii="Calibri" w:eastAsia="Times New Roman" w:hAnsi="Calibri" w:cs="Calibri"/>
+          <w:i/>
+          <w:iCs/>
+          <w:color w:val="666666"/>
+          <w:rtl/>
+          <w:lang w:val="en-US" w:eastAsia="en-IL"/>
+        </w:rPr>
+      </w:pPr>
+    </w:p>
+    <w:p>
+      <w:pPr>
+        <w:shd w:val="clear" w:color="auto" w:fill="FFFFFF"/>
+        <w:spacing w:after="0" w:line="240" w:lineRule="auto"/>
+        <w:jc w:val="both"/>
+        <w:textAlignment w:val="baseline"/>
+        <w:rPr>
+          <w:rFonts w:ascii="Calibri" w:eastAsia="Times New Roman" w:hAnsi="Calibri" w:cs="Calibri"/>
+          <w:i/>
+          <w:iCs/>
+          <w:color w:val="666666"/>
+          <w:rtl/>
+          <w:lang w:val="en-US" w:eastAsia="en-IL"/>
+        </w:rPr>
+      </w:pPr>
+    </w:p>
+    <w:p>
+      <w:pPr>
+        <w:shd w:val="clear" w:color="auto" w:fill="FFFFFF"/>
+        <w:spacing w:after="0" w:line="240" w:lineRule="auto"/>
+        <w:jc w:val="both"/>
+        <w:textAlignment w:val="baseline"/>
+        <w:rPr>
+          <w:rFonts w:ascii="Calibri" w:eastAsia="Times New Roman" w:hAnsi="Calibri" w:cs="Calibri"/>
+          <w:i/>
+          <w:iCs/>
+          <w:color w:val="666666"/>
+          <w:rtl/>
+          <w:lang w:val="en-US" w:eastAsia="en-IL"/>
+        </w:rPr>
+      </w:pPr>
+    </w:p>
+    <w:p>
+      <w:pPr>
+        <w:shd w:val="clear" w:color="auto" w:fill="FFFFFF"/>
+        <w:spacing w:after="0" w:line="240" w:lineRule="auto"/>
+        <w:jc w:val="both"/>
+        <w:textAlignment w:val="baseline"/>
+        <w:rPr>
+          <w:rFonts w:ascii="Calibri" w:eastAsia="Times New Roman" w:hAnsi="Calibri" w:cs="Calibri"/>
+          <w:i/>
+          <w:iCs/>
+          <w:color w:val="666666"/>
+          <w:rtl/>
+          <w:lang w:val="en-US" w:eastAsia="en-IL"/>
+        </w:rPr>
+      </w:pPr>
+    </w:p>
+    <w:p>
+      <w:pPr>
+        <w:shd w:val="clear" w:color="auto" w:fill="FFFFFF"/>
+        <w:spacing w:after="0" w:line="240" w:lineRule="auto"/>
+        <w:jc w:val="both"/>
+        <w:textAlignment w:val="baseline"/>
+        <w:rPr>
+          <w:rFonts w:ascii="Calibri" w:eastAsia="Times New Roman" w:hAnsi="Calibri" w:cs="Calibri"/>
+          <w:i/>
+          <w:iCs/>
+          <w:color w:val="666666"/>
+          <w:rtl/>
+          <w:lang w:val="en-US" w:eastAsia="en-IL"/>
+        </w:rPr>
+      </w:pPr>
+      <w:r>
+        <w:rPr>
+          <w:rFonts w:ascii="Calibri" w:eastAsia="Times New Roman" w:hAnsi="Calibri" w:cs="Calibri"/>
+          <w:i/>
+          <w:iCs/>
+          <w:noProof/>
           <w:color w:val="666666"/>
           <w:lang w:val="en-US" w:eastAsia="en-IL"/>
         </w:rPr>
         <w:drawing>
-          <wp:anchor distT="0" distB="0" distL="114300" distR="114300" simplePos="0" relativeHeight="251661312" behindDoc="0" locked="0" layoutInCell="1" allowOverlap="1" wp14:anchorId="05438345" wp14:editId="0978B49B">
+          <wp:anchor distT="0" distB="0" distL="114300" distR="114300" simplePos="0" relativeHeight="251661312" behindDoc="0" locked="0" layoutInCell="1" allowOverlap="1" wp14:anchorId="05438345" wp14:editId="5EDDC781">
             <wp:simplePos x="0" y="0"/>
             <wp:positionH relativeFrom="margin">
-              <wp:align>center</wp:align>
+              <wp:posOffset>1044410</wp:posOffset>
             </wp:positionH>
             <wp:positionV relativeFrom="paragraph">
-              <wp:posOffset>600710</wp:posOffset>
+              <wp:posOffset>16221</wp:posOffset>
             </wp:positionV>
-            <wp:extent cx="4381615" cy="3167826"/>
-            <wp:effectExtent l="0" t="0" r="0" b="0"/>
+            <wp:extent cx="3467594" cy="2506719"/>
+            <wp:effectExtent l="0" t="0" r="0" b="8255"/>
             <wp:wrapNone/>
             <wp:docPr id="7" name="Picture 7" descr="Map&#10;&#10;Description automatically generated"/>
             <wp:cNvGraphicFramePr>
@@ -3037,7 +3222,183 @@
                   <pic:spPr>
                     <a:xfrm>
                       <a:off x="0" y="0"/>
-                      <a:ext cx="4381615" cy="3167826"/>
+                      <a:ext cx="3467594" cy="2506719"/>
+                    </a:xfrm>
+                    <a:prstGeom prst="rect">
+                      <a:avLst/>
+                    </a:prstGeom>
+                  </pic:spPr>
+                </pic:pic>
+              </a:graphicData>
+            </a:graphic>
+            <wp14:sizeRelH relativeFrom="page">
+              <wp14:pctWidth>0</wp14:pctWidth>
+            </wp14:sizeRelH>
+            <wp14:sizeRelV relativeFrom="page">
+              <wp14:pctHeight>0</wp14:pctHeight>
+            </wp14:sizeRelV>
+          </wp:anchor>
+        </w:drawing>
+      </w:r>
+    </w:p>
+    <w:p>
+      <w:pPr>
+        <w:shd w:val="clear" w:color="auto" w:fill="FFFFFF"/>
+        <w:spacing w:after="0" w:line="240" w:lineRule="auto"/>
+        <w:jc w:val="both"/>
+        <w:textAlignment w:val="baseline"/>
+        <w:rPr>
+          <w:rFonts w:ascii="Calibri" w:eastAsia="Times New Roman" w:hAnsi="Calibri" w:cs="Calibri"/>
+          <w:i/>
+          <w:iCs/>
+          <w:color w:val="666666"/>
+          <w:rtl/>
+          <w:lang w:val="en-US" w:eastAsia="en-IL"/>
+        </w:rPr>
+      </w:pPr>
+    </w:p>
+    <w:p>
+      <w:pPr>
+        <w:shd w:val="clear" w:color="auto" w:fill="FFFFFF"/>
+        <w:spacing w:after="0" w:line="240" w:lineRule="auto"/>
+        <w:jc w:val="both"/>
+        <w:textAlignment w:val="baseline"/>
+        <w:rPr>
+          <w:rFonts w:ascii="Calibri" w:eastAsia="Times New Roman" w:hAnsi="Calibri" w:cs="Calibri"/>
+          <w:i/>
+          <w:iCs/>
+          <w:color w:val="666666"/>
+          <w:rtl/>
+          <w:lang w:val="en-US" w:eastAsia="en-IL"/>
+        </w:rPr>
+      </w:pPr>
+    </w:p>
+    <w:p>
+      <w:pPr>
+        <w:shd w:val="clear" w:color="auto" w:fill="FFFFFF"/>
+        <w:spacing w:after="0" w:line="240" w:lineRule="auto"/>
+        <w:jc w:val="both"/>
+        <w:textAlignment w:val="baseline"/>
+        <w:rPr>
+          <w:rFonts w:ascii="Calibri" w:eastAsia="Times New Roman" w:hAnsi="Calibri" w:cs="Calibri"/>
+          <w:i/>
+          <w:iCs/>
+          <w:color w:val="666666"/>
+          <w:rtl/>
+          <w:lang w:val="en-US" w:eastAsia="en-IL"/>
+        </w:rPr>
+      </w:pPr>
+    </w:p>
+    <w:p>
+      <w:pPr>
+        <w:shd w:val="clear" w:color="auto" w:fill="FFFFFF"/>
+        <w:spacing w:after="0" w:line="240" w:lineRule="auto"/>
+        <w:jc w:val="both"/>
+        <w:textAlignment w:val="baseline"/>
+        <w:rPr>
+          <w:rFonts w:ascii="Calibri" w:eastAsia="Times New Roman" w:hAnsi="Calibri" w:cs="Calibri"/>
+          <w:i/>
+          <w:iCs/>
+          <w:color w:val="666666"/>
+          <w:rtl/>
+          <w:lang w:val="en-US" w:eastAsia="en-IL"/>
+        </w:rPr>
+      </w:pPr>
+    </w:p>
+    <w:p>
+      <w:pPr>
+        <w:shd w:val="clear" w:color="auto" w:fill="FFFFFF"/>
+        <w:spacing w:after="0" w:line="240" w:lineRule="auto"/>
+        <w:jc w:val="both"/>
+        <w:textAlignment w:val="baseline"/>
+        <w:rPr>
+          <w:rFonts w:ascii="Calibri" w:eastAsia="Times New Roman" w:hAnsi="Calibri" w:cs="Calibri"/>
+          <w:i/>
+          <w:iCs/>
+          <w:color w:val="666666"/>
+          <w:rtl/>
+          <w:lang w:val="en-US" w:eastAsia="en-IL"/>
+        </w:rPr>
+      </w:pPr>
+    </w:p>
+    <w:p>
+      <w:pPr>
+        <w:shd w:val="clear" w:color="auto" w:fill="FFFFFF"/>
+        <w:spacing w:after="0" w:line="240" w:lineRule="auto"/>
+        <w:jc w:val="both"/>
+        <w:textAlignment w:val="baseline"/>
+        <w:rPr>
+          <w:rFonts w:ascii="Calibri" w:eastAsia="Times New Roman" w:hAnsi="Calibri" w:cs="Calibri"/>
+          <w:i/>
+          <w:iCs/>
+          <w:color w:val="666666"/>
+          <w:rtl/>
+          <w:lang w:val="en-US" w:eastAsia="en-IL"/>
+        </w:rPr>
+      </w:pPr>
+    </w:p>
+    <w:p>
+      <w:pPr>
+        <w:shd w:val="clear" w:color="auto" w:fill="FFFFFF"/>
+        <w:spacing w:after="0" w:line="240" w:lineRule="auto"/>
+        <w:jc w:val="both"/>
+        <w:textAlignment w:val="baseline"/>
+        <w:rPr>
+          <w:rFonts w:ascii="Calibri" w:eastAsia="Times New Roman" w:hAnsi="Calibri" w:cs="Calibri"/>
+          <w:i/>
+          <w:iCs/>
+          <w:color w:val="666666"/>
+          <w:lang w:val="en-US" w:eastAsia="en-IL"/>
+        </w:rPr>
+      </w:pPr>
+      <w:r>
+        <w:rPr>
+          <w:rFonts w:ascii="Calibri" w:eastAsia="Times New Roman" w:hAnsi="Calibri" w:cs="Calibri"/>
+          <w:i/>
+          <w:iCs/>
+          <w:noProof/>
+          <w:color w:val="666666"/>
+          <w:lang w:val="en-US" w:eastAsia="en-IL"/>
+        </w:rPr>
+        <w:drawing>
+          <wp:anchor distT="0" distB="0" distL="114300" distR="114300" simplePos="0" relativeHeight="251662336" behindDoc="0" locked="0" layoutInCell="1" allowOverlap="1" wp14:anchorId="546BB23C" wp14:editId="1665C6F6">
+            <wp:simplePos x="0" y="0"/>
+            <wp:positionH relativeFrom="margin">
+              <wp:align>center</wp:align>
+            </wp:positionH>
+            <wp:positionV relativeFrom="paragraph">
+              <wp:posOffset>1576952</wp:posOffset>
+            </wp:positionV>
+            <wp:extent cx="3523970" cy="2553195"/>
+            <wp:effectExtent l="0" t="0" r="635" b="0"/>
+            <wp:wrapNone/>
+            <wp:docPr id="8" name="Picture 8"/>
+            <wp:cNvGraphicFramePr>
+              <a:graphicFrameLocks xmlns:a="http://schemas.openxmlformats.org/drawingml/2006/main" noChangeAspect="1"/>
+            </wp:cNvGraphicFramePr>
+            <a:graphic xmlns:a="http://schemas.openxmlformats.org/drawingml/2006/main">
+              <a:graphicData uri="http://schemas.openxmlformats.org/drawingml/2006/picture">
+                <pic:pic xmlns:pic="http://schemas.openxmlformats.org/drawingml/2006/picture">
+                  <pic:nvPicPr>
+                    <pic:cNvPr id="1" name=""/>
+                    <pic:cNvPicPr/>
+                  </pic:nvPicPr>
+                  <pic:blipFill>
+                    <a:blip r:embed="rId10">
+                      <a:extLst>
+                        <a:ext uri="{28A0092B-C50C-407E-A947-70E740481C1C}">
+                          <a14:useLocalDpi xmlns:a14="http://schemas.microsoft.com/office/drawing/2010/main" val="0"/>
+                        </a:ext>
+                      </a:extLst>
+                    </a:blip>
+                    <a:stretch>
+                      <a:fillRect/>
+                    </a:stretch>
+                  </pic:blipFill>
+                  <pic:spPr>
+                    <a:xfrm>
+                      <a:off x="0" y="0"/>
+                      <a:ext cx="3523970" cy="2553195"/>
                     </a:xfrm>
                     <a:prstGeom prst="rect">
                       <a:avLst/>
@@ -5740,203 +6101,43 @@
   </w:num>
   <w:num w:numId="10" w16cid:durableId="722020911">
     <w:abstractNumId w:val="13"/>
-    <w:lvlOverride w:ilvl="1">
-      <w:lvl w:ilvl="1">
-        <w:numFmt w:val="bullet"/>
-        <w:lvlText w:val=""/>
-        <w:lvlJc w:val="left"/>
-        <w:pPr>
-          <w:tabs>
-            <w:tab w:val="num" w:pos="1440"/>
-          </w:tabs>
-          <w:ind w:left="1440" w:hanging="360"/>
-        </w:pPr>
-        <w:rPr>
-          <w:rFonts w:ascii="Symbol" w:hAnsi="Symbol" w:hint="default"/>
-          <w:sz w:val="20"/>
-        </w:rPr>
-      </w:lvl>
-    </w:lvlOverride>
+    <w:lvlOverride w:ilvl="0"/>
   </w:num>
   <w:num w:numId="11" w16cid:durableId="722020911">
     <w:abstractNumId w:val="13"/>
-    <w:lvlOverride w:ilvl="2">
-      <w:lvl w:ilvl="2">
-        <w:numFmt w:val="bullet"/>
-        <w:lvlText w:val=""/>
-        <w:lvlJc w:val="left"/>
-        <w:pPr>
-          <w:tabs>
-            <w:tab w:val="num" w:pos="2160"/>
-          </w:tabs>
-          <w:ind w:left="2160" w:hanging="360"/>
-        </w:pPr>
-        <w:rPr>
-          <w:rFonts w:ascii="Symbol" w:hAnsi="Symbol" w:hint="default"/>
-          <w:sz w:val="20"/>
-        </w:rPr>
-      </w:lvl>
-    </w:lvlOverride>
+    <w:lvlOverride w:ilvl="0"/>
   </w:num>
   <w:num w:numId="12" w16cid:durableId="722020911">
     <w:abstractNumId w:val="13"/>
-    <w:lvlOverride w:ilvl="2">
-      <w:lvl w:ilvl="2">
-        <w:numFmt w:val="bullet"/>
-        <w:lvlText w:val=""/>
-        <w:lvlJc w:val="left"/>
-        <w:pPr>
-          <w:tabs>
-            <w:tab w:val="num" w:pos="2160"/>
-          </w:tabs>
-          <w:ind w:left="2160" w:hanging="360"/>
-        </w:pPr>
-        <w:rPr>
-          <w:rFonts w:ascii="Symbol" w:hAnsi="Symbol" w:hint="default"/>
-          <w:sz w:val="20"/>
-        </w:rPr>
-      </w:lvl>
-    </w:lvlOverride>
+    <w:lvlOverride w:ilvl="0"/>
   </w:num>
   <w:num w:numId="13" w16cid:durableId="722020911">
     <w:abstractNumId w:val="13"/>
-    <w:lvlOverride w:ilvl="2">
-      <w:lvl w:ilvl="2">
-        <w:numFmt w:val="bullet"/>
-        <w:lvlText w:val=""/>
-        <w:lvlJc w:val="left"/>
-        <w:pPr>
-          <w:tabs>
-            <w:tab w:val="num" w:pos="2160"/>
-          </w:tabs>
-          <w:ind w:left="2160" w:hanging="360"/>
-        </w:pPr>
-        <w:rPr>
-          <w:rFonts w:ascii="Symbol" w:hAnsi="Symbol" w:hint="default"/>
-          <w:sz w:val="20"/>
-        </w:rPr>
-      </w:lvl>
-    </w:lvlOverride>
+    <w:lvlOverride w:ilvl="0"/>
   </w:num>
   <w:num w:numId="14" w16cid:durableId="722020911">
     <w:abstractNumId w:val="13"/>
-    <w:lvlOverride w:ilvl="2">
-      <w:lvl w:ilvl="2">
-        <w:numFmt w:val="bullet"/>
-        <w:lvlText w:val=""/>
-        <w:lvlJc w:val="left"/>
-        <w:pPr>
-          <w:tabs>
-            <w:tab w:val="num" w:pos="2160"/>
-          </w:tabs>
-          <w:ind w:left="2160" w:hanging="360"/>
-        </w:pPr>
-        <w:rPr>
-          <w:rFonts w:ascii="Symbol" w:hAnsi="Symbol" w:hint="default"/>
-          <w:sz w:val="20"/>
-        </w:rPr>
-      </w:lvl>
-    </w:lvlOverride>
+    <w:lvlOverride w:ilvl="0"/>
   </w:num>
   <w:num w:numId="15" w16cid:durableId="722020911">
     <w:abstractNumId w:val="13"/>
-    <w:lvlOverride w:ilvl="2">
-      <w:lvl w:ilvl="2">
-        <w:numFmt w:val="bullet"/>
-        <w:lvlText w:val=""/>
-        <w:lvlJc w:val="left"/>
-        <w:pPr>
-          <w:tabs>
-            <w:tab w:val="num" w:pos="2160"/>
-          </w:tabs>
-          <w:ind w:left="2160" w:hanging="360"/>
-        </w:pPr>
-        <w:rPr>
-          <w:rFonts w:ascii="Symbol" w:hAnsi="Symbol" w:hint="default"/>
-          <w:sz w:val="20"/>
-        </w:rPr>
-      </w:lvl>
-    </w:lvlOverride>
+    <w:lvlOverride w:ilvl="0"/>
   </w:num>
   <w:num w:numId="16" w16cid:durableId="722020911">
     <w:abstractNumId w:val="13"/>
-    <w:lvlOverride w:ilvl="1">
-      <w:lvl w:ilvl="1">
-        <w:numFmt w:val="bullet"/>
-        <w:lvlText w:val=""/>
-        <w:lvlJc w:val="left"/>
-        <w:pPr>
-          <w:tabs>
-            <w:tab w:val="num" w:pos="1440"/>
-          </w:tabs>
-          <w:ind w:left="1440" w:hanging="360"/>
-        </w:pPr>
-        <w:rPr>
-          <w:rFonts w:ascii="Symbol" w:hAnsi="Symbol" w:hint="default"/>
-          <w:sz w:val="20"/>
-        </w:rPr>
-      </w:lvl>
-    </w:lvlOverride>
+    <w:lvlOverride w:ilvl="0"/>
   </w:num>
   <w:num w:numId="17" w16cid:durableId="722020911">
     <w:abstractNumId w:val="13"/>
-    <w:lvlOverride w:ilvl="2">
-      <w:lvl w:ilvl="2">
-        <w:numFmt w:val="bullet"/>
-        <w:lvlText w:val=""/>
-        <w:lvlJc w:val="left"/>
-        <w:pPr>
-          <w:tabs>
-            <w:tab w:val="num" w:pos="2160"/>
-          </w:tabs>
-          <w:ind w:left="2160" w:hanging="360"/>
-        </w:pPr>
-        <w:rPr>
-          <w:rFonts w:ascii="Symbol" w:hAnsi="Symbol" w:hint="default"/>
-          <w:sz w:val="20"/>
-        </w:rPr>
-      </w:lvl>
-    </w:lvlOverride>
+    <w:lvlOverride w:ilvl="0"/>
   </w:num>
   <w:num w:numId="18" w16cid:durableId="722020911">
     <w:abstractNumId w:val="13"/>
-    <w:lvlOverride w:ilvl="2">
-      <w:lvl w:ilvl="2">
-        <w:numFmt w:val="bullet"/>
-        <w:lvlText w:val=""/>
-        <w:lvlJc w:val="left"/>
-        <w:pPr>
-          <w:tabs>
-            <w:tab w:val="num" w:pos="2160"/>
-          </w:tabs>
-          <w:ind w:left="2160" w:hanging="360"/>
-        </w:pPr>
-        <w:rPr>
-          <w:rFonts w:ascii="Symbol" w:hAnsi="Symbol" w:hint="default"/>
-          <w:sz w:val="20"/>
-        </w:rPr>
-      </w:lvl>
-    </w:lvlOverride>
+    <w:lvlOverride w:ilvl="0"/>
   </w:num>
   <w:num w:numId="19" w16cid:durableId="722020911">
     <w:abstractNumId w:val="13"/>
-    <w:lvlOverride w:ilvl="2">
-      <w:lvl w:ilvl="2">
-        <w:numFmt w:val="bullet"/>
-        <w:lvlText w:val=""/>
-        <w:lvlJc w:val="left"/>
-        <w:pPr>
-          <w:tabs>
-            <w:tab w:val="num" w:pos="2160"/>
-          </w:tabs>
-          <w:ind w:left="2160" w:hanging="360"/>
-        </w:pPr>
-        <w:rPr>
-          <w:rFonts w:ascii="Symbol" w:hAnsi="Symbol" w:hint="default"/>
-          <w:sz w:val="20"/>
-        </w:rPr>
-      </w:lvl>
-    </w:lvlOverride>
+    <w:lvlOverride w:ilvl="0"/>
   </w:num>
   <w:num w:numId="20" w16cid:durableId="1212112963">
     <w:abstractNumId w:val="11"/>
@@ -5958,83 +6159,19 @@
   </w:num>
   <w:num w:numId="26" w16cid:durableId="1874882497">
     <w:abstractNumId w:val="4"/>
-    <w:lvlOverride w:ilvl="1">
-      <w:lvl w:ilvl="1">
-        <w:numFmt w:val="bullet"/>
-        <w:lvlText w:val=""/>
-        <w:lvlJc w:val="left"/>
-        <w:pPr>
-          <w:tabs>
-            <w:tab w:val="num" w:pos="1440"/>
-          </w:tabs>
-          <w:ind w:left="1440" w:hanging="360"/>
-        </w:pPr>
-        <w:rPr>
-          <w:rFonts w:ascii="Symbol" w:hAnsi="Symbol" w:hint="default"/>
-          <w:sz w:val="20"/>
-        </w:rPr>
-      </w:lvl>
-    </w:lvlOverride>
+    <w:lvlOverride w:ilvl="0"/>
   </w:num>
   <w:num w:numId="27" w16cid:durableId="1874882497">
     <w:abstractNumId w:val="4"/>
-    <w:lvlOverride w:ilvl="1">
-      <w:lvl w:ilvl="1">
-        <w:numFmt w:val="bullet"/>
-        <w:lvlText w:val=""/>
-        <w:lvlJc w:val="left"/>
-        <w:pPr>
-          <w:tabs>
-            <w:tab w:val="num" w:pos="1440"/>
-          </w:tabs>
-          <w:ind w:left="1440" w:hanging="360"/>
-        </w:pPr>
-        <w:rPr>
-          <w:rFonts w:ascii="Symbol" w:hAnsi="Symbol" w:hint="default"/>
-          <w:sz w:val="20"/>
-        </w:rPr>
-      </w:lvl>
-    </w:lvlOverride>
+    <w:lvlOverride w:ilvl="0"/>
   </w:num>
   <w:num w:numId="28" w16cid:durableId="1874882497">
     <w:abstractNumId w:val="4"/>
-    <w:lvlOverride w:ilvl="1">
-      <w:lvl w:ilvl="1">
-        <w:numFmt w:val="bullet"/>
-        <w:lvlText w:val=""/>
-        <w:lvlJc w:val="left"/>
-        <w:pPr>
-          <w:tabs>
-            <w:tab w:val="num" w:pos="1440"/>
-          </w:tabs>
-          <w:ind w:left="1440" w:hanging="360"/>
-        </w:pPr>
-        <w:rPr>
-          <w:rFonts w:ascii="Symbol" w:hAnsi="Symbol" w:hint="default"/>
-          <w:sz w:val="20"/>
-        </w:rPr>
-      </w:lvl>
-    </w:lvlOverride>
+    <w:lvlOverride w:ilvl="0"/>
   </w:num>
   <w:num w:numId="29" w16cid:durableId="1874882497">
     <w:abstractNumId w:val="4"/>
-    <w:lvlOverride w:ilvl="1">
-      <w:lvl w:ilvl="1">
-        <w:numFmt w:val="bullet"/>
-        <w:lvlText w:val=""/>
-        <w:lvlJc w:val="left"/>
-        <w:pPr>
-          <w:tabs>
-            <w:tab w:val="num" w:pos="1440"/>
-          </w:tabs>
-          <w:ind w:left="1440" w:hanging="360"/>
-        </w:pPr>
-        <w:rPr>
-          <w:rFonts w:ascii="Symbol" w:hAnsi="Symbol" w:hint="default"/>
-          <w:sz w:val="20"/>
-        </w:rPr>
-      </w:lvl>
-    </w:lvlOverride>
+    <w:lvlOverride w:ilvl="0"/>
   </w:num>
   <w:num w:numId="30" w16cid:durableId="1858497857">
     <w:abstractNumId w:val="8"/>
@@ -6478,7 +6615,7 @@
       <w:kern w:val="36"/>
       <w:sz w:val="48"/>
       <w:szCs w:val="48"/>
-      <w:lang w:val="en-IL" w:eastAsia="en-IL"/>
+      <w:lang w:eastAsia="en-IL"/>
     </w:rPr>
   </w:style>
   <w:style w:type="character" w:default="1" w:styleId="DefaultParagraphFont">
@@ -6538,7 +6675,7 @@
       <w:rFonts w:ascii="Times New Roman" w:eastAsia="Times New Roman" w:hAnsi="Times New Roman" w:cs="Times New Roman"/>
       <w:sz w:val="24"/>
       <w:szCs w:val="24"/>
-      <w:lang w:val="en-IL" w:eastAsia="en-IL"/>
+      <w:lang w:eastAsia="en-IL"/>
     </w:rPr>
   </w:style>
   <w:style w:type="paragraph" w:styleId="ListParagraph">
